--- a/docs/content/correlation_linear_models/correlation_linear_models_lecture.docx
+++ b/docs/content/correlation_linear_models/correlation_linear_models_lecture.docx
@@ -155,7 +155,7 @@
               <a:graphicData uri="http://schemas.openxmlformats.org/drawingml/2006/picture">
                 <pic:pic>
                   <pic:nvPicPr>
-                    <pic:cNvPr descr="correlation_linear_models_lecture_files/figure-docx/unnamed-chunk-2-1.png" id="11" name="Picture"/>
+                    <pic:cNvPr descr="correlation_linear_models_lecture_files/figure-docx/correlation-linear-models-02-1.png" id="11" name="Picture"/>
                     <pic:cNvPicPr>
                       <a:picLocks noChangeArrowheads="1" noChangeAspect="1"/>
                     </pic:cNvPicPr>
@@ -458,7 +458,7 @@
       </w:r>
     </w:p>
     <w:bookmarkEnd w:id="18"/>
-    <w:bookmarkStart w:id="22" w:name="X194f0354a9dcc235e8d07a471ead6d20077a7a5"/>
+    <w:bookmarkStart w:id="25" w:name="X194f0354a9dcc235e8d07a471ead6d20077a7a5"/>
     <w:p>
       <w:pPr>
         <w:pStyle w:val="Heading2"/>
@@ -608,7 +608,23 @@
         </w:numPr>
       </w:pPr>
       <w:r>
-        <w:t xml:space="preserve">Often implies a cause-effect relationship</w:t>
+        <w:t xml:space="preserve">You</w:t>
+      </w:r>
+      <w:r>
+        <w:t xml:space="preserve"> </w:t>
+      </w:r>
+      <w:r>
+        <w:rPr>
+          <w:i/>
+          <w:iCs/>
+        </w:rPr>
+        <w:t xml:space="preserve">assume</w:t>
+      </w:r>
+      <w:r>
+        <w:t xml:space="preserve"> </w:t>
+      </w:r>
+      <w:r>
+        <w:t xml:space="preserve">a direction — X → Y — when you choose which variable goes where</w:t>
       </w:r>
     </w:p>
     <w:p>
@@ -623,27 +639,197 @@
         <w:t xml:space="preserve">Produces an equation for prediction, with slope and intercept parameters</w:t>
       </w:r>
     </w:p>
-    <w:p>
-      <w:pPr>
-        <w:pStyle w:val="FirstParagraph"/>
+    <w:tbl>
+      <w:tblPr>
+        <w:tblStyle w:val="Table"/>
+        <w:tblLook w:firstRow="0" w:lastRow="0" w:firstColumn="0" w:lastColumn="0" w:noHBand="0" w:noVBand="0" w:val="0000"/>
+        <w:tblBorders>
+          <w:top w:val="single" w:sz="4" w:space="0" w:color="EB9113"/>
+          <w:left w:val="single" w:sz="24" w:space="0" w:color="EB9113"/>
+          <w:bottom w:val="single" w:sz="4" w:space="0" w:color="EB9113"/>
+          <w:right w:val="single" w:sz="4" w:space="0" w:color="EB9113"/>
+        </w:tblBorders>
+        <w:tblCellMar>
+          <w:left w:w="144" w:type="dxa"/>
+          <w:right w:w="144" w:type="dxa"/>
+        </w:tblCellMar>
+        <w:tblLook w:firstRow="0" w:lastRow="0" w:firstColumn="0" w:lastColumn="0" w:noHBand="0" w:noVBand="0" w:val="0000"/>
+      </w:tblPr>
+      <w:tr>
+        <w:trPr>
+          <w:cantSplit/>
+        </w:trPr>
+        <w:tc>
+          <w:tcPr>
+            <w:shd w:color="auto" w:fill="fcefdc" w:val="clear"/>
+            <w:tcMar>
+              <w:top w:w="92" w:type="dxa"/>
+              <w:bottom w:w="92" w:type="dxa"/>
+            </w:tcMar>
+          </w:tcPr>
+          <w:p>
+            <w:pPr>
+              <w:pStyle w:val="FirstParagraph"/>
+            </w:pPr>
+            <w:pPr>
+              <w:spacing w:before="0" w:after="0"/>
+              <w:textAlignment w:val="center"/>
+            </w:pPr>
+            <w:r>
+              <w:drawing>
+                <wp:inline>
+                  <wp:extent cx="152400" cy="152400"/>
+                  <wp:effectExtent b="0" l="0" r="0" t="0"/>
+                  <wp:docPr descr="" title="" id="20" name="Picture"/>
+                  <a:graphic>
+                    <a:graphicData uri="http://schemas.openxmlformats.org/drawingml/2006/picture">
+                      <pic:pic>
+                        <pic:nvPicPr>
+                          <pic:cNvPr descr="/Applications/Positron.app/Contents/Resources/app/quarto/share/formats/docx/warning.png" id="21" name="Picture"/>
+                          <pic:cNvPicPr>
+                            <a:picLocks noChangeArrowheads="1" noChangeAspect="1"/>
+                          </pic:cNvPicPr>
+                        </pic:nvPicPr>
+                        <pic:blipFill>
+                          <a:blip r:embed="rId19"/>
+                          <a:stretch>
+                            <a:fillRect/>
+                          </a:stretch>
+                        </pic:blipFill>
+                        <pic:spPr bwMode="auto">
+                          <a:xfrm>
+                            <a:off x="0" y="0"/>
+                            <a:ext cx="152400" cy="152400"/>
+                          </a:xfrm>
+                          <a:prstGeom prst="rect">
+                            <a:avLst/>
+                          </a:prstGeom>
+                          <a:noFill/>
+                          <a:ln w="9525">
+                            <a:noFill/>
+                            <a:headEnd/>
+                            <a:tailEnd/>
+                          </a:ln>
+                        </pic:spPr>
+                      </pic:pic>
+                    </a:graphicData>
+                  </a:graphic>
+                </wp:inline>
+              </w:drawing>
+            </w:r>
+            <w:r>
+              <w:t xml:space="preserve"> </w:t>
+            </w:r>
+            <w:r>
+              <w:t xml:space="preserve"> </w:t>
+            </w:r>
+            <w:r>
+              <w:t xml:space="preserve">Warning</w:t>
+            </w:r>
+          </w:p>
+        </w:tc>
+      </w:tr>
+      <w:tr>
+        <w:trPr>
+          <w:cantSplit/>
+        </w:trPr>
+        <w:tc>
+          <w:tcPr>
+            <w:tcMar>
+              <w:top w:w="108" w:type="dxa"/>
+              <w:bottom w:w="108" w:type="dxa"/>
+            </w:tcMar>
+          </w:tcPr>
+          <w:p>
+            <w:pPr>
+              <w:pStyle w:val="BodyText"/>
+            </w:pPr>
+            <w:pPr>
+              <w:spacing w:before="16"/>
+            </w:pPr>
+            <w:r>
+              <w:rPr>
+                <w:b/>
+                <w:bCs/>
+              </w:rPr>
+              <w:t xml:space="preserve">⚠️ Regression does not earn you causation</w:t>
+            </w:r>
+          </w:p>
+          <w:p>
+            <w:pPr>
+              <w:pStyle w:val="BodyText"/>
+            </w:pPr>
+            <w:r>
+              <w:t xml:space="preserve">Choosing which variable to call X does not make it a cause.</w:t>
+            </w:r>
+            <w:r>
+              <w:t xml:space="preserve"> </w:t>
+            </w:r>
+            <w:r>
+              <w:rPr>
+                <w:rStyle w:val="VerbatimChar"/>
+              </w:rPr>
+              <w:t xml:space="preserve">lm(y ~ x)</w:t>
+            </w:r>
+            <w:r>
+              <w:t xml:space="preserve"> </w:t>
+            </w:r>
+            <w:r>
+              <w:t xml:space="preserve">will fit a slope to any two columns you hand it, including ones with no causal link at all.</w:t>
+            </w:r>
+          </w:p>
+          <w:p>
+            <w:pPr>
+              <w:pStyle w:val="BodyText"/>
+            </w:pPr>
+            <w:pPr>
+              <w:spacing w:after="16"/>
+            </w:pPr>
+            <w:r>
+              <w:t xml:space="preserve">What licenses a causal claim is the</w:t>
+            </w:r>
+            <w:r>
+              <w:t xml:space="preserve"> </w:t>
+            </w:r>
+            <w:r>
+              <w:rPr>
+                <w:b/>
+                <w:bCs/>
+              </w:rPr>
+              <w:t xml:space="preserve">study design</w:t>
+            </w:r>
+            <w:r>
+              <w:t xml:space="preserve"> </w:t>
+            </w:r>
+            <w:r>
+              <w:t xml:space="preserve">— manipulation, randomization, controls (Study Design &amp; Sampling) — not the model you fit afterwards.</w:t>
+            </w:r>
+          </w:p>
+          <w:p/>
+        </w:tc>
+      </w:tr>
+    </w:tbl>
+    <w:p>
+      <w:pPr>
+        <w:pStyle w:val="BodyText"/>
       </w:pPr>
       <w:r>
         <w:drawing>
           <wp:inline>
             <wp:extent cx="2935866" cy="3669832"/>
             <wp:effectExtent b="0" l="0" r="0" t="0"/>
-            <wp:docPr descr="" title="" id="20" name="Picture"/>
+            <wp:docPr descr="" title="" id="23" name="Picture"/>
             <a:graphic>
               <a:graphicData uri="http://schemas.openxmlformats.org/drawingml/2006/picture">
                 <pic:pic>
                   <pic:nvPicPr>
-                    <pic:cNvPr descr="correlation_linear_models_lecture_files/figure-docx/unnamed-chunk-3-1.png" id="21" name="Picture"/>
+                    <pic:cNvPr descr="correlation_linear_models_lecture_files/figure-docx/correlation-linear-models-03-1.png" id="24" name="Picture"/>
                     <pic:cNvPicPr>
                       <a:picLocks noChangeArrowheads="1" noChangeAspect="1"/>
                     </pic:cNvPicPr>
                   </pic:nvPicPr>
                   <pic:blipFill>
-                    <a:blip r:embed="rId19"/>
+                    <a:blip r:embed="rId22"/>
                     <a:stretch>
                       <a:fillRect/>
                     </a:stretch>
@@ -670,8 +856,8 @@
         </w:drawing>
       </w:r>
     </w:p>
-    <w:bookmarkEnd w:id="22"/>
-    <w:bookmarkStart w:id="23" w:name="part-3-correlation-analysis"/>
+    <w:bookmarkEnd w:id="25"/>
+    <w:bookmarkStart w:id="26" w:name="part-3-correlation-analysis"/>
     <w:p>
       <w:pPr>
         <w:pStyle w:val="Heading2"/>
@@ -680,8 +866,8 @@
         <w:t xml:space="preserve">Part 3 · Correlation Analysis</w:t>
       </w:r>
     </w:p>
-    <w:bookmarkEnd w:id="23"/>
-    <w:bookmarkStart w:id="27" w:name="what-is-correlation"/>
+    <w:bookmarkEnd w:id="26"/>
+    <w:bookmarkStart w:id="30" w:name="what-is-correlation"/>
     <w:p>
       <w:pPr>
         <w:pStyle w:val="Heading2"/>
@@ -1218,18 +1404,18 @@
           <wp:inline>
             <wp:extent cx="2752374" cy="3669832"/>
             <wp:effectExtent b="0" l="0" r="0" t="0"/>
-            <wp:docPr descr="" title="" id="25" name="Picture"/>
+            <wp:docPr descr="" title="" id="28" name="Picture"/>
             <a:graphic>
               <a:graphicData uri="http://schemas.openxmlformats.org/drawingml/2006/picture">
                 <pic:pic>
                   <pic:nvPicPr>
-                    <pic:cNvPr descr="correlation_linear_models_lecture_files/figure-docx/unnamed-chunk-4-1.png" id="26" name="Picture"/>
+                    <pic:cNvPr descr="correlation_linear_models_lecture_files/figure-docx/correlation-linear-models-04-1.png" id="29" name="Picture"/>
                     <pic:cNvPicPr>
                       <a:picLocks noChangeArrowheads="1" noChangeAspect="1"/>
                     </pic:cNvPicPr>
                   </pic:nvPicPr>
                   <pic:blipFill>
-                    <a:blip r:embed="rId24"/>
+                    <a:blip r:embed="rId27"/>
                     <a:stretch>
                       <a:fillRect/>
                     </a:stretch>
@@ -1256,8 +1442,8 @@
         </w:drawing>
       </w:r>
     </w:p>
-    <w:bookmarkEnd w:id="27"/>
-    <w:bookmarkStart w:id="28" w:name="example-16.1-flipping-the-bird"/>
+    <w:bookmarkEnd w:id="30"/>
+    <w:bookmarkStart w:id="31" w:name="example-16.1-flipping-the-bird"/>
     <w:p>
       <w:pPr>
         <w:pStyle w:val="Heading2"/>
@@ -1506,8 +1692,8 @@
         <w:t xml:space="preserve">0.5337225 </w:t>
       </w:r>
     </w:p>
-    <w:bookmarkEnd w:id="28"/>
-    <w:bookmarkStart w:id="32" w:name="example-16.1-interpretation"/>
+    <w:bookmarkEnd w:id="31"/>
+    <w:bookmarkStart w:id="35" w:name="example-16.1-interpretation"/>
     <w:p>
       <w:pPr>
         <w:pStyle w:val="Heading2"/>
@@ -1655,18 +1841,18 @@
           <wp:inline>
             <wp:extent cx="3119357" cy="3119357"/>
             <wp:effectExtent b="0" l="0" r="0" t="0"/>
-            <wp:docPr descr="" title="" id="30" name="Picture"/>
+            <wp:docPr descr="" title="" id="33" name="Picture"/>
             <a:graphic>
               <a:graphicData uri="http://schemas.openxmlformats.org/drawingml/2006/picture">
                 <pic:pic>
                   <pic:nvPicPr>
-                    <pic:cNvPr descr="correlation_linear_models_lecture_files/figure-docx/unnamed-chunk-6-1.png" id="31" name="Picture"/>
+                    <pic:cNvPr descr="correlation_linear_models_lecture_files/figure-docx/correlation-linear-models-06-1.png" id="34" name="Picture"/>
                     <pic:cNvPicPr>
                       <a:picLocks noChangeArrowheads="1" noChangeAspect="1"/>
                     </pic:cNvPicPr>
                   </pic:nvPicPr>
                   <pic:blipFill>
-                    <a:blip r:embed="rId29"/>
+                    <a:blip r:embed="rId32"/>
                     <a:stretch>
                       <a:fillRect/>
                     </a:stretch>
@@ -1693,8 +1879,8 @@
         </w:drawing>
       </w:r>
     </w:p>
-    <w:bookmarkEnd w:id="32"/>
-    <w:bookmarkStart w:id="35" w:name="testing-assumptions-for-correlation"/>
+    <w:bookmarkEnd w:id="35"/>
+    <w:bookmarkStart w:id="38" w:name="testing-assumptions-for-correlation"/>
     <w:p>
       <w:pPr>
         <w:pStyle w:val="Heading2"/>
@@ -1744,12 +1930,12 @@
                 <wp:inline>
                   <wp:extent cx="152400" cy="152400"/>
                   <wp:effectExtent b="0" l="0" r="0" t="0"/>
-                  <wp:docPr descr="" title="" id="33" name="Picture"/>
+                  <wp:docPr descr="" title="" id="36" name="Picture"/>
                   <a:graphic>
                     <a:graphicData uri="http://schemas.openxmlformats.org/drawingml/2006/picture">
                       <pic:pic>
                         <pic:nvPicPr>
-                          <pic:cNvPr descr="/Applications/Positron.app/Contents/Resources/app/quarto/share/formats/docx/note.png" id="34" name="Picture"/>
+                          <pic:cNvPr descr="/Applications/Positron.app/Contents/Resources/app/quarto/share/formats/docx/note.png" id="37" name="Picture"/>
                           <pic:cNvPicPr>
                             <a:picLocks noChangeArrowheads="1" noChangeAspect="1"/>
                           </pic:cNvPicPr>
@@ -1981,8 +2167,8 @@
         <w:t xml:space="preserve">W = 0.91575, p-value = 0.04709</w:t>
       </w:r>
     </w:p>
-    <w:bookmarkEnd w:id="35"/>
-    <w:bookmarkStart w:id="39" w:name="X722f471d16d0272744f4c7bc1de56c050a9fbf6"/>
+    <w:bookmarkEnd w:id="38"/>
+    <w:bookmarkStart w:id="42" w:name="X722f471d16d0272744f4c7bc1de56c050a9fbf6"/>
     <w:p>
       <w:pPr>
         <w:pStyle w:val="Heading2"/>
@@ -2082,18 +2268,18 @@
           <wp:inline>
             <wp:extent cx="3119357" cy="3119357"/>
             <wp:effectExtent b="0" l="0" r="0" t="0"/>
-            <wp:docPr descr="" title="" id="37" name="Picture"/>
+            <wp:docPr descr="" title="" id="40" name="Picture"/>
             <a:graphic>
               <a:graphicData uri="http://schemas.openxmlformats.org/drawingml/2006/picture">
                 <pic:pic>
                   <pic:nvPicPr>
-                    <pic:cNvPr descr="correlation_linear_models_lecture_files/figure-docx/unnamed-chunk-8-1.png" id="38" name="Picture"/>
+                    <pic:cNvPr descr="correlation_linear_models_lecture_files/figure-docx/correlation-linear-models-08-1.png" id="41" name="Picture"/>
                     <pic:cNvPicPr>
                       <a:picLocks noChangeArrowheads="1" noChangeAspect="1"/>
                     </pic:cNvPicPr>
                   </pic:nvPicPr>
                   <pic:blipFill>
-                    <a:blip r:embed="rId36"/>
+                    <a:blip r:embed="rId39"/>
                     <a:stretch>
                       <a:fillRect/>
                     </a:stretch>
@@ -2120,8 +2306,8 @@
         </w:drawing>
       </w:r>
     </w:p>
-    <w:bookmarkEnd w:id="39"/>
-    <w:bookmarkStart w:id="46" w:name="what-to-do-if-assumptions-are-violated"/>
+    <w:bookmarkEnd w:id="42"/>
+    <w:bookmarkStart w:id="49" w:name="what-to-do-if-assumptions-are-violated"/>
     <w:p>
       <w:pPr>
         <w:pStyle w:val="Heading2"/>
@@ -2217,18 +2403,18 @@
                 <wp:inline>
                   <wp:extent cx="152400" cy="152400"/>
                   <wp:effectExtent b="0" l="0" r="0" t="0"/>
-                  <wp:docPr descr="" title="" id="41" name="Picture"/>
+                  <wp:docPr descr="" title="" id="44" name="Picture"/>
                   <a:graphic>
                     <a:graphicData uri="http://schemas.openxmlformats.org/drawingml/2006/picture">
                       <pic:pic>
                         <pic:nvPicPr>
-                          <pic:cNvPr descr="/Applications/Positron.app/Contents/Resources/app/quarto/share/formats/docx/tip.png" id="42" name="Picture"/>
+                          <pic:cNvPr descr="/Applications/Positron.app/Contents/Resources/app/quarto/share/formats/docx/tip.png" id="45" name="Picture"/>
                           <pic:cNvPicPr>
                             <a:picLocks noChangeArrowheads="1" noChangeAspect="1"/>
                           </pic:cNvPicPr>
                         </pic:nvPicPr>
                         <pic:blipFill>
-                          <a:blip r:embed="rId40"/>
+                          <a:blip r:embed="rId43"/>
                           <a:stretch>
                             <a:fillRect/>
                           </a:stretch>
@@ -2331,18 +2517,18 @@
           <wp:inline>
             <wp:extent cx="3302849" cy="3302849"/>
             <wp:effectExtent b="0" l="0" r="0" t="0"/>
-            <wp:docPr descr="" title="" id="44" name="Picture"/>
+            <wp:docPr descr="" title="" id="47" name="Picture"/>
             <a:graphic>
               <a:graphicData uri="http://schemas.openxmlformats.org/drawingml/2006/picture">
                 <pic:pic>
                   <pic:nvPicPr>
-                    <pic:cNvPr descr="correlation_linear_models_lecture_files/figure-docx/unnamed-chunk-9-1.png" id="45" name="Picture"/>
+                    <pic:cNvPr descr="correlation_linear_models_lecture_files/figure-docx/correlation-linear-models-09-1.png" id="48" name="Picture"/>
                     <pic:cNvPicPr>
                       <a:picLocks noChangeArrowheads="1" noChangeAspect="1"/>
                     </pic:cNvPicPr>
                   </pic:nvPicPr>
                   <pic:blipFill>
-                    <a:blip r:embed="rId43"/>
+                    <a:blip r:embed="rId46"/>
                     <a:stretch>
                       <a:fillRect/>
                     </a:stretch>
@@ -2369,8 +2555,8 @@
         </w:drawing>
       </w:r>
     </w:p>
-    <w:bookmarkEnd w:id="46"/>
-    <w:bookmarkStart w:id="47" w:name="spearmans-rho-interpretation"/>
+    <w:bookmarkEnd w:id="49"/>
+    <w:bookmarkStart w:id="50" w:name="spearmans-rho-interpretation"/>
     <w:p>
       <w:pPr>
         <w:pStyle w:val="Heading2"/>
@@ -2541,8 +2727,8 @@
         <w:t xml:space="preserve">0.7448561 </w:t>
       </w:r>
     </w:p>
-    <w:bookmarkEnd w:id="47"/>
-    <w:bookmarkStart w:id="51" w:name="correlation-important-considerations"/>
+    <w:bookmarkEnd w:id="50"/>
+    <w:bookmarkStart w:id="54" w:name="correlation-important-considerations"/>
     <w:p>
       <w:pPr>
         <w:pStyle w:val="Heading2"/>
@@ -2742,18 +2928,18 @@
           <wp:inline>
             <wp:extent cx="2752374" cy="3669832"/>
             <wp:effectExtent b="0" l="0" r="0" t="0"/>
-            <wp:docPr descr="" title="" id="49" name="Picture"/>
+            <wp:docPr descr="" title="" id="52" name="Picture"/>
             <a:graphic>
               <a:graphicData uri="http://schemas.openxmlformats.org/drawingml/2006/picture">
                 <pic:pic>
                   <pic:nvPicPr>
-                    <pic:cNvPr descr="correlation_linear_models_lecture_files/figure-docx/unnamed-chunk-11-1.png" id="50" name="Picture"/>
+                    <pic:cNvPr descr="correlation_linear_models_lecture_files/figure-docx/correlation-linear-models-11-1.png" id="53" name="Picture"/>
                     <pic:cNvPicPr>
                       <a:picLocks noChangeArrowheads="1" noChangeAspect="1"/>
                     </pic:cNvPicPr>
                   </pic:nvPicPr>
                   <pic:blipFill>
-                    <a:blip r:embed="rId48"/>
+                    <a:blip r:embed="rId51"/>
                     <a:stretch>
                       <a:fillRect/>
                     </a:stretch>
@@ -2780,8 +2966,8 @@
         </w:drawing>
       </w:r>
     </w:p>
-    <w:bookmarkEnd w:id="51"/>
-    <w:bookmarkStart w:id="52" w:name="part-4-linear-regression-the-model"/>
+    <w:bookmarkEnd w:id="54"/>
+    <w:bookmarkStart w:id="55" w:name="part-4-linear-regression-the-model"/>
     <w:p>
       <w:pPr>
         <w:pStyle w:val="Heading2"/>
@@ -2790,8 +2976,8 @@
         <w:t xml:space="preserve">Part 4 · Linear Regression — the Model</w:t>
       </w:r>
     </w:p>
-    <w:bookmarkEnd w:id="52"/>
-    <w:bookmarkStart w:id="58" w:name="the-simple-linear-regression-model"/>
+    <w:bookmarkEnd w:id="55"/>
+    <w:bookmarkStart w:id="61" w:name="the-simple-linear-regression-model"/>
     <w:p>
       <w:pPr>
         <w:pStyle w:val="Heading2"/>
@@ -3086,12 +3272,12 @@
                 <wp:inline>
                   <wp:extent cx="152400" cy="152400"/>
                   <wp:effectExtent b="0" l="0" r="0" t="0"/>
-                  <wp:docPr descr="" title="" id="53" name="Picture"/>
+                  <wp:docPr descr="" title="" id="56" name="Picture"/>
                   <a:graphic>
                     <a:graphicData uri="http://schemas.openxmlformats.org/drawingml/2006/picture">
                       <pic:pic>
                         <pic:nvPicPr>
-                          <pic:cNvPr descr="/Applications/Positron.app/Contents/Resources/app/quarto/share/formats/docx/note.png" id="54" name="Picture"/>
+                          <pic:cNvPr descr="/Applications/Positron.app/Contents/Resources/app/quarto/share/formats/docx/note.png" id="57" name="Picture"/>
                           <pic:cNvPicPr>
                             <a:picLocks noChangeArrowheads="1" noChangeAspect="1"/>
                           </pic:cNvPicPr>
@@ -3185,18 +3371,18 @@
           <wp:inline>
             <wp:extent cx="2093976" cy="5625607"/>
             <wp:effectExtent b="0" l="0" r="0" t="0"/>
-            <wp:docPr descr="Three stacked scatterplots of lion age versus proportion black on the nose, each with a different candidate line and vertical residual segments labeled ‘Large deviations,’ ‘Smaller deviations,’ and ‘Smallest deviations,’ illustrating that least squares picks the line minimizing total squared residuals." title="" id="56" name="Picture"/>
+            <wp:docPr descr="Three stacked scatterplots of lion age versus proportion black on the nose, each with a different candidate line and vertical residual segments labeled ‘Large deviations,’ ‘Smaller deviations,’ and ‘Smallest deviations,’ illustrating that least squares picks the line minimizing total squared residuals." title="" id="59" name="Picture"/>
             <a:graphic>
               <a:graphicData uri="http://schemas.openxmlformats.org/drawingml/2006/picture">
                 <pic:pic>
                   <pic:nvPicPr>
-                    <pic:cNvPr descr="images/clipboard-3360244964.png" id="57" name="Picture"/>
+                    <pic:cNvPr descr="images/clipboard-3360244964.png" id="60" name="Picture"/>
                     <pic:cNvPicPr>
                       <a:picLocks noChangeArrowheads="1" noChangeAspect="1"/>
                     </pic:cNvPicPr>
                   </pic:nvPicPr>
                   <pic:blipFill>
-                    <a:blip r:embed="rId55"/>
+                    <a:blip r:embed="rId58"/>
                     <a:stretch>
                       <a:fillRect/>
                     </a:stretch>
@@ -3261,8 +3447,8 @@
         <w:t xml:space="preserve">illustrating that least squares picks the line minimizing total squared residuals.</w:t>
       </w:r>
     </w:p>
-    <w:bookmarkEnd w:id="58"/>
-    <w:bookmarkStart w:id="62" w:name="Xa4c49a53eddf111a4fc1f389cd897c9964f8d79"/>
+    <w:bookmarkEnd w:id="61"/>
+    <w:bookmarkStart w:id="65" w:name="Xa4c49a53eddf111a4fc1f389cd897c9964f8d79"/>
     <w:p>
       <w:pPr>
         <w:pStyle w:val="Heading2"/>
@@ -3438,18 +3624,18 @@
           <wp:inline>
             <wp:extent cx="3302849" cy="3302849"/>
             <wp:effectExtent b="0" l="0" r="0" t="0"/>
-            <wp:docPr descr="" title="" id="60" name="Picture"/>
+            <wp:docPr descr="" title="" id="63" name="Picture"/>
             <a:graphic>
               <a:graphicData uri="http://schemas.openxmlformats.org/drawingml/2006/picture">
                 <pic:pic>
                   <pic:nvPicPr>
-                    <pic:cNvPr descr="correlation_linear_models_lecture_files/figure-docx/unnamed-chunk-12-1.png" id="61" name="Picture"/>
+                    <pic:cNvPr descr="correlation_linear_models_lecture_files/figure-docx/correlation-linear-models-12-1.png" id="64" name="Picture"/>
                     <pic:cNvPicPr>
                       <a:picLocks noChangeArrowheads="1" noChangeAspect="1"/>
                     </pic:cNvPicPr>
                   </pic:nvPicPr>
                   <pic:blipFill>
-                    <a:blip r:embed="rId59"/>
+                    <a:blip r:embed="rId62"/>
                     <a:stretch>
                       <a:fillRect/>
                     </a:stretch>
@@ -3476,8 +3662,8 @@
         </w:drawing>
       </w:r>
     </w:p>
-    <w:bookmarkEnd w:id="62"/>
-    <w:bookmarkStart w:id="66" w:name="X16a27faff3040b6906e29c4c80a13c2b2b1c945"/>
+    <w:bookmarkEnd w:id="65"/>
+    <w:bookmarkStart w:id="69" w:name="X16a27faff3040b6906e29c4c80a13c2b2b1c945"/>
     <w:p>
       <w:pPr>
         <w:pStyle w:val="Heading2"/>
@@ -3618,18 +3804,18 @@
           <wp:inline>
             <wp:extent cx="3669832" cy="3302849"/>
             <wp:effectExtent b="0" l="0" r="0" t="0"/>
-            <wp:docPr descr="" title="" id="64" name="Picture"/>
+            <wp:docPr descr="" title="" id="67" name="Picture"/>
             <a:graphic>
               <a:graphicData uri="http://schemas.openxmlformats.org/drawingml/2006/picture">
                 <pic:pic>
                   <pic:nvPicPr>
-                    <pic:cNvPr descr="correlation_linear_models_lecture_files/figure-docx/unnamed-chunk-13-1.png" id="65" name="Picture"/>
+                    <pic:cNvPr descr="correlation_linear_models_lecture_files/figure-docx/correlation-linear-models-13-1.png" id="68" name="Picture"/>
                     <pic:cNvPicPr>
                       <a:picLocks noChangeArrowheads="1" noChangeAspect="1"/>
                     </pic:cNvPicPr>
                   </pic:nvPicPr>
                   <pic:blipFill>
-                    <a:blip r:embed="rId63"/>
+                    <a:blip r:embed="rId66"/>
                     <a:stretch>
                       <a:fillRect/>
                     </a:stretch>
@@ -3656,8 +3842,8 @@
         </w:drawing>
       </w:r>
     </w:p>
-    <w:bookmarkEnd w:id="66"/>
-    <w:bookmarkStart w:id="67" w:name="male-lions-and-nose-pigmentation"/>
+    <w:bookmarkEnd w:id="69"/>
+    <w:bookmarkStart w:id="70" w:name="male-lions-and-nose-pigmentation"/>
     <w:p>
       <w:pPr>
         <w:pStyle w:val="Heading2"/>
@@ -3830,8 +4016,8 @@
         <w:t xml:space="preserve">F-statistic: 49.75 on 1 and 30 DF,  p-value: 7.677e-08</w:t>
       </w:r>
     </w:p>
-    <w:bookmarkEnd w:id="67"/>
-    <w:bookmarkStart w:id="71" w:name="X4695d5fb9e4f602d8cd86a1be02a2103916578a"/>
+    <w:bookmarkEnd w:id="70"/>
+    <w:bookmarkStart w:id="74" w:name="X4695d5fb9e4f602d8cd86a1be02a2103916578a"/>
     <w:p>
       <w:pPr>
         <w:pStyle w:val="Heading2"/>
@@ -4446,18 +4632,18 @@
           <wp:inline>
             <wp:extent cx="3302849" cy="3119357"/>
             <wp:effectExtent b="0" l="0" r="0" t="0"/>
-            <wp:docPr descr="" title="" id="69" name="Picture"/>
+            <wp:docPr descr="" title="" id="72" name="Picture"/>
             <a:graphic>
               <a:graphicData uri="http://schemas.openxmlformats.org/drawingml/2006/picture">
                 <pic:pic>
                   <pic:nvPicPr>
-                    <pic:cNvPr descr="correlation_linear_models_lecture_files/figure-docx/unnamed-chunk-15-1.png" id="70" name="Picture"/>
+                    <pic:cNvPr descr="correlation_linear_models_lecture_files/figure-docx/correlation-linear-models-15-1.png" id="73" name="Picture"/>
                     <pic:cNvPicPr>
                       <a:picLocks noChangeArrowheads="1" noChangeAspect="1"/>
                     </pic:cNvPicPr>
                   </pic:nvPicPr>
                   <pic:blipFill>
-                    <a:blip r:embed="rId68"/>
+                    <a:blip r:embed="rId71"/>
                     <a:stretch>
                       <a:fillRect/>
                     </a:stretch>
@@ -4484,8 +4670,8 @@
         </w:drawing>
       </w:r>
     </w:p>
-    <w:bookmarkEnd w:id="71"/>
-    <w:bookmarkStart w:id="75" w:name="making-predictions"/>
+    <w:bookmarkEnd w:id="74"/>
+    <w:bookmarkStart w:id="78" w:name="making-predictions"/>
     <w:p>
       <w:pPr>
         <w:pStyle w:val="Heading2"/>
@@ -4699,18 +4885,18 @@
           <wp:inline>
             <wp:extent cx="3302849" cy="3119357"/>
             <wp:effectExtent b="0" l="0" r="0" t="0"/>
-            <wp:docPr descr="" title="" id="73" name="Picture"/>
+            <wp:docPr descr="" title="" id="76" name="Picture"/>
             <a:graphic>
               <a:graphicData uri="http://schemas.openxmlformats.org/drawingml/2006/picture">
                 <pic:pic>
                   <pic:nvPicPr>
-                    <pic:cNvPr descr="correlation_linear_models_lecture_files/figure-docx/unnamed-chunk-16-1.png" id="74" name="Picture"/>
+                    <pic:cNvPr descr="correlation_linear_models_lecture_files/figure-docx/correlation-linear-models-16-1.png" id="77" name="Picture"/>
                     <pic:cNvPicPr>
                       <a:picLocks noChangeArrowheads="1" noChangeAspect="1"/>
                     </pic:cNvPicPr>
                   </pic:nvPicPr>
                   <pic:blipFill>
-                    <a:blip r:embed="rId72"/>
+                    <a:blip r:embed="rId75"/>
                     <a:stretch>
                       <a:fillRect/>
                     </a:stretch>
@@ -4737,8 +4923,8 @@
         </w:drawing>
       </w:r>
     </w:p>
-    <w:bookmarkEnd w:id="75"/>
-    <w:bookmarkStart w:id="76" w:name="example-the-prairie-home-companion"/>
+    <w:bookmarkEnd w:id="78"/>
+    <w:bookmarkStart w:id="79" w:name="example-the-prairie-home-companion"/>
     <w:p>
       <w:pPr>
         <w:pStyle w:val="Heading2"/>
@@ -4979,8 +5165,8 @@
         <w:t xml:space="preserve">Signif. codes:  0 '***' 0.001 '**' 0.01 '*' 0.05 '.' 0.1 ' ' 1</w:t>
       </w:r>
     </w:p>
-    <w:bookmarkEnd w:id="76"/>
-    <w:bookmarkStart w:id="80" w:name="the-prairie-model-interpretation"/>
+    <w:bookmarkEnd w:id="79"/>
+    <w:bookmarkStart w:id="83" w:name="the-prairie-model-interpretation"/>
     <w:p>
       <w:pPr>
         <w:pStyle w:val="Heading2"/>
@@ -5082,18 +5268,18 @@
           <wp:inline>
             <wp:extent cx="3302849" cy="3119357"/>
             <wp:effectExtent b="0" l="0" r="0" t="0"/>
-            <wp:docPr descr="" title="" id="78" name="Picture"/>
+            <wp:docPr descr="" title="" id="81" name="Picture"/>
             <a:graphic>
               <a:graphicData uri="http://schemas.openxmlformats.org/drawingml/2006/picture">
                 <pic:pic>
                   <pic:nvPicPr>
-                    <pic:cNvPr descr="correlation_linear_models_lecture_files/figure-docx/unnamed-chunk-18-1.png" id="79" name="Picture"/>
+                    <pic:cNvPr descr="correlation_linear_models_lecture_files/figure-docx/correlation-linear-models-18-1.png" id="82" name="Picture"/>
                     <pic:cNvPicPr>
                       <a:picLocks noChangeArrowheads="1" noChangeAspect="1"/>
                     </pic:cNvPicPr>
                   </pic:nvPicPr>
                   <pic:blipFill>
-                    <a:blip r:embed="rId77"/>
+                    <a:blip r:embed="rId80"/>
                     <a:stretch>
                       <a:fillRect/>
                     </a:stretch>
@@ -5120,8 +5306,8 @@
         </w:drawing>
       </w:r>
     </w:p>
-    <w:bookmarkEnd w:id="80"/>
-    <w:bookmarkStart w:id="81" w:name="part-5-testing-regression-assumptions"/>
+    <w:bookmarkEnd w:id="83"/>
+    <w:bookmarkStart w:id="84" w:name="part-5-testing-regression-assumptions"/>
     <w:p>
       <w:pPr>
         <w:pStyle w:val="Heading2"/>
@@ -5130,8 +5316,8 @@
         <w:t xml:space="preserve">Part 5 · Testing Regression Assumptions</w:t>
       </w:r>
     </w:p>
-    <w:bookmarkEnd w:id="81"/>
-    <w:bookmarkStart w:id="85" w:name="testing-regression-assumptions-overview"/>
+    <w:bookmarkEnd w:id="84"/>
+    <w:bookmarkStart w:id="88" w:name="testing-regression-assumptions-overview"/>
     <w:p>
       <w:pPr>
         <w:pStyle w:val="Heading2"/>
@@ -5284,18 +5470,18 @@
           <wp:inline>
             <wp:extent cx="2852928" cy="2944368"/>
             <wp:effectExtent b="0" l="0" r="0" t="0"/>
-            <wp:docPr descr="Diagram of the regression line mu_yi = beta0 + beta1*xi running through X-Y space, with small normal-distribution curves drawn at two X values (x1 and x2) around the line to show that Y is assumed to be normally distributed around the true regression line at every value of X." title="" id="83" name="Picture"/>
+            <wp:docPr descr="Diagram of the regression line mu_yi = beta0 + beta1*xi running through X-Y space, with small normal-distribution curves drawn at two X values (x1 and x2) around the line to show that Y is assumed to be normally distributed around the true regression line at every value of X." title="" id="86" name="Picture"/>
             <a:graphic>
               <a:graphicData uri="http://schemas.openxmlformats.org/drawingml/2006/picture">
                 <pic:pic>
                   <pic:nvPicPr>
-                    <pic:cNvPr descr="images/clipboard-2092034232.png" id="84" name="Picture"/>
+                    <pic:cNvPr descr="images/clipboard-2092034232.png" id="87" name="Picture"/>
                     <pic:cNvPicPr>
                       <a:picLocks noChangeArrowheads="1" noChangeAspect="1"/>
                     </pic:cNvPicPr>
                   </pic:nvPicPr>
                   <pic:blipFill>
-                    <a:blip r:embed="rId82"/>
+                    <a:blip r:embed="rId85"/>
                     <a:stretch>
                       <a:fillRect/>
                     </a:stretch>
@@ -5330,8 +5516,8 @@
         <w:t xml:space="preserve">Diagram of the regression line mu_yi = beta0 + beta1*xi running through X-Y space, with small normal-distribution curves drawn at two X values (x1 and x2) around the line to show that Y is assumed to be normally distributed around the true regression line at every value of X.</w:t>
       </w:r>
     </w:p>
-    <w:bookmarkEnd w:id="85"/>
-    <w:bookmarkStart w:id="89" w:name="testing-regression-assumptions-residuals"/>
+    <w:bookmarkEnd w:id="88"/>
+    <w:bookmarkStart w:id="92" w:name="testing-regression-assumptions-residuals"/>
     <w:p>
       <w:pPr>
         <w:pStyle w:val="Heading2"/>
@@ -5345,15 +5531,20 @@
         <w:pStyle w:val="FirstParagraph"/>
       </w:pPr>
       <w:r>
-        <w:t xml:space="preserve">Linear regression has four key assumptions: linearity, independence, homoscedasticity, and normality.</w:t>
-      </w:r>
-    </w:p>
-    <w:p>
-      <w:pPr>
-        <w:pStyle w:val="BodyText"/>
-      </w:pPr>
-      <w:r>
-        <w:t xml:space="preserve">Let’s check these assumptions for the lion regression model.</w:t>
+        <w:t xml:space="preserve">Every assumption check from here on is about the</w:t>
+      </w:r>
+      <w:r>
+        <w:t xml:space="preserve"> </w:t>
+      </w:r>
+      <w:r>
+        <w:rPr>
+          <w:b/>
+          <w:bCs/>
+        </w:rPr>
+        <w:t xml:space="preserve">residuals</w:t>
+      </w:r>
+      <w:r>
+        <w:t xml:space="preserve">, not the raw data. That is the single most common mix-up in regression.</w:t>
       </w:r>
     </w:p>
     <w:p>
@@ -5563,18 +5754,18 @@
           <wp:inline>
             <wp:extent cx="2852928" cy="1988180"/>
             <wp:effectExtent b="0" l="0" r="0" t="0"/>
-            <wp:docPr descr="Scatterplot with a fitted least-squares regression line, labeled to show an observed point y_i, its predicted value y-hat_i on the line directly below it, and the vertical gap between them marked as the residual (y_i minus y-hat_i), with dashed lines also marking the means x-bar and y-bar." title="" id="87" name="Picture"/>
+            <wp:docPr descr="Scatterplot with a fitted least-squares regression line, labeled to show an observed point y_i, its predicted value y-hat_i on the line directly below it, and the vertical gap between them marked as the residual (y_i minus y-hat_i), with dashed lines also marking the means x-bar and y-bar." title="" id="90" name="Picture"/>
             <a:graphic>
               <a:graphicData uri="http://schemas.openxmlformats.org/drawingml/2006/picture">
                 <pic:pic>
                   <pic:nvPicPr>
-                    <pic:cNvPr descr="images/clipboard-1411052425.png" id="88" name="Picture"/>
+                    <pic:cNvPr descr="images/clipboard-1411052425.png" id="91" name="Picture"/>
                     <pic:cNvPicPr>
                       <a:picLocks noChangeArrowheads="1" noChangeAspect="1"/>
                     </pic:cNvPicPr>
                   </pic:nvPicPr>
                   <pic:blipFill>
-                    <a:blip r:embed="rId86"/>
+                    <a:blip r:embed="rId89"/>
                     <a:stretch>
                       <a:fillRect/>
                     </a:stretch>
@@ -5609,8 +5800,8 @@
         <w:t xml:space="preserve">Scatterplot with a fitted least-squares regression line, labeled to show an observed point y_i, its predicted value y-hat_i on the line directly below it, and the vertical gap between them marked as the residual (y_i minus y-hat_i), with dashed lines also marking the means x-bar and y-bar.</w:t>
       </w:r>
     </w:p>
-    <w:bookmarkEnd w:id="89"/>
-    <w:bookmarkStart w:id="93" w:name="checking-linearity-residuals-vs.-fitted"/>
+    <w:bookmarkEnd w:id="92"/>
+    <w:bookmarkStart w:id="96" w:name="checking-linearity-residuals-vs.-fitted"/>
     <w:p>
       <w:pPr>
         <w:pStyle w:val="Heading2"/>
@@ -5623,32 +5814,94 @@
       <w:pPr>
         <w:pStyle w:val="FirstParagraph"/>
       </w:pPr>
-      <w:r>
-        <w:t xml:space="preserve">Linear regression has four key assumptions: linearity, independence, homoscedasticity, and normality.</w:t>
-      </w:r>
-    </w:p>
-    <w:p>
-      <w:pPr>
-        <w:pStyle w:val="BodyText"/>
-      </w:pPr>
-      <w:r>
-        <w:t xml:space="preserve">Let’s check these assumptions for the lion regression model.</w:t>
-      </w:r>
-      <w:r>
-        <w:t xml:space="preserve"> </w:t>
-      </w:r>
       <w:r>
         <w:rPr>
           <w:b/>
           <w:bCs/>
         </w:rPr>
-        <w:t xml:space="preserve">Linearity</w:t>
-      </w:r>
-      <w:r>
-        <w:t xml:space="preserve"> </w:t>
-      </w:r>
-      <w:r>
-        <w:t xml:space="preserve">— how does this plot work?</w:t>
+        <w:t xml:space="preserve">Residuals vs. fitted</w:t>
+      </w:r>
+      <w:r>
+        <w:t xml:space="preserve"> </w:t>
+      </w:r>
+      <w:r>
+        <w:t xml:space="preserve">is the linearity check.</w:t>
+      </w:r>
+    </w:p>
+    <w:p>
+      <w:pPr>
+        <w:pStyle w:val="BodyText"/>
+      </w:pPr>
+      <w:r>
+        <w:rPr>
+          <w:b/>
+          <w:bCs/>
+        </w:rPr>
+        <w:t xml:space="preserve">What you want:</w:t>
+      </w:r>
+      <w:r>
+        <w:t xml:space="preserve"> </w:t>
+      </w:r>
+      <w:r>
+        <w:t xml:space="preserve">a shapeless cloud, scattered evenly above and below the horizontal line at zero.</w:t>
+      </w:r>
+    </w:p>
+    <w:p>
+      <w:pPr>
+        <w:pStyle w:val="BodyText"/>
+      </w:pPr>
+      <w:r>
+        <w:rPr>
+          <w:b/>
+          <w:bCs/>
+        </w:rPr>
+        <w:t xml:space="preserve">What is a problem:</w:t>
+      </w:r>
+      <w:r>
+        <w:t xml:space="preserve"> </w:t>
+      </w:r>
+      <w:r>
+        <w:t xml:space="preserve">any</w:t>
+      </w:r>
+      <w:r>
+        <w:t xml:space="preserve"> </w:t>
+      </w:r>
+      <w:r>
+        <w:rPr>
+          <w:i/>
+          <w:iCs/>
+        </w:rPr>
+        <w:t xml:space="preserve">curve</w:t>
+      </w:r>
+      <w:r>
+        <w:t xml:space="preserve"> </w:t>
+      </w:r>
+      <w:r>
+        <w:t xml:space="preserve">in the red trend line. A U-shape or arch means the relationship is not straight, and a straight-line model is the wrong shape for the data.</w:t>
+      </w:r>
+    </w:p>
+    <w:p>
+      <w:pPr>
+        <w:pStyle w:val="BodyText"/>
+      </w:pPr>
+      <w:r>
+        <w:t xml:space="preserve">The plot also doubles as a</w:t>
+      </w:r>
+      <w:r>
+        <w:t xml:space="preserve"> </w:t>
+      </w:r>
+      <w:r>
+        <w:rPr>
+          <w:b/>
+          <w:bCs/>
+        </w:rPr>
+        <w:t xml:space="preserve">homoscedasticity</w:t>
+      </w:r>
+      <w:r>
+        <w:t xml:space="preserve"> </w:t>
+      </w:r>
+      <w:r>
+        <w:t xml:space="preserve">check — if the cloud fans out or funnels in as you move right, the variance is not constant.</w:t>
       </w:r>
     </w:p>
     <w:p>
@@ -5660,18 +5913,18 @@
           <wp:inline>
             <wp:extent cx="3302849" cy="3119357"/>
             <wp:effectExtent b="0" l="0" r="0" t="0"/>
-            <wp:docPr descr="" title="" id="91" name="Picture"/>
+            <wp:docPr descr="" title="" id="94" name="Picture"/>
             <a:graphic>
               <a:graphicData uri="http://schemas.openxmlformats.org/drawingml/2006/picture">
                 <pic:pic>
                   <pic:nvPicPr>
-                    <pic:cNvPr descr="correlation_linear_models_lecture_files/figure-docx/unnamed-chunk-19-1.png" id="92" name="Picture"/>
+                    <pic:cNvPr descr="correlation_linear_models_lecture_files/figure-docx/correlation-linear-models-19-1.png" id="95" name="Picture"/>
                     <pic:cNvPicPr>
                       <a:picLocks noChangeArrowheads="1" noChangeAspect="1"/>
                     </pic:cNvPicPr>
                   </pic:nvPicPr>
                   <pic:blipFill>
-                    <a:blip r:embed="rId90"/>
+                    <a:blip r:embed="rId93"/>
                     <a:stretch>
                       <a:fillRect/>
                     </a:stretch>
@@ -5698,8 +5951,8 @@
         </w:drawing>
       </w:r>
     </w:p>
-    <w:bookmarkEnd w:id="93"/>
-    <w:bookmarkStart w:id="97" w:name="checking-normality-qq-plot-of-residuals"/>
+    <w:bookmarkEnd w:id="96"/>
+    <w:bookmarkStart w:id="100" w:name="checking-normality-qq-plot-of-residuals"/>
     <w:p>
       <w:pPr>
         <w:pStyle w:val="Heading2"/>
@@ -5713,7 +5966,17 @@
         <w:pStyle w:val="FirstParagraph"/>
       </w:pPr>
       <w:r>
-        <w:t xml:space="preserve">Linear regression has four key assumptions: linearity, independence, homoscedasticity, and normality.</w:t>
+        <w:rPr>
+          <w:b/>
+          <w:bCs/>
+        </w:rPr>
+        <w:t xml:space="preserve">The QQ plot</w:t>
+      </w:r>
+      <w:r>
+        <w:t xml:space="preserve"> </w:t>
+      </w:r>
+      <w:r>
+        <w:t xml:space="preserve">compares your residuals to what perfectly normal residuals would look like.</w:t>
       </w:r>
     </w:p>
     <w:p>
@@ -5721,7 +5984,68 @@
         <w:pStyle w:val="BodyText"/>
       </w:pPr>
       <w:r>
-        <w:t xml:space="preserve">Let’s check these assumptions for the lion regression model.</w:t>
+        <w:rPr>
+          <w:b/>
+          <w:bCs/>
+        </w:rPr>
+        <w:t xml:space="preserve">What you want:</w:t>
+      </w:r>
+      <w:r>
+        <w:t xml:space="preserve"> </w:t>
+      </w:r>
+      <w:r>
+        <w:t xml:space="preserve">points hugging the diagonal line.</w:t>
+      </w:r>
+    </w:p>
+    <w:p>
+      <w:pPr>
+        <w:pStyle w:val="BodyText"/>
+      </w:pPr>
+      <w:r>
+        <w:rPr>
+          <w:b/>
+          <w:bCs/>
+        </w:rPr>
+        <w:t xml:space="preserve">What is a problem:</w:t>
+      </w:r>
+      <w:r>
+        <w:t xml:space="preserve"> </w:t>
+      </w:r>
+      <w:r>
+        <w:t xml:space="preserve">systematic curvature, or points peeling away at the ends — the tails are where non-normality shows up first, and the tails are what p-values depend on.</w:t>
+      </w:r>
+    </w:p>
+    <w:p>
+      <w:pPr>
+        <w:pStyle w:val="BodyText"/>
+      </w:pPr>
+      <w:r>
+        <w:t xml:space="preserve">Note we check the residuals here,</w:t>
+      </w:r>
+      <w:r>
+        <w:t xml:space="preserve"> </w:t>
+      </w:r>
+      <w:r>
+        <w:rPr>
+          <w:b/>
+          <w:bCs/>
+        </w:rPr>
+        <w:t xml:space="preserve">not</w:t>
+      </w:r>
+      <w:r>
+        <w:t xml:space="preserve"> </w:t>
+      </w:r>
+      <w:r>
+        <w:rPr>
+          <w:rStyle w:val="VerbatimChar"/>
+        </w:rPr>
+        <w:t xml:space="preserve">age_years</w:t>
+      </w:r>
+      <w:r>
+        <w:t xml:space="preserve"> </w:t>
+      </w:r>
+      <w:r>
+        <w:t xml:space="preserve">itself. The raw ages are right-skewed; that is allowed. It is the residuals that must behave.</w:t>
       </w:r>
     </w:p>
     <w:p>
@@ -5733,18 +6057,18 @@
           <wp:inline>
             <wp:extent cx="3302849" cy="3119357"/>
             <wp:effectExtent b="0" l="0" r="0" t="0"/>
-            <wp:docPr descr="" title="" id="95" name="Picture"/>
+            <wp:docPr descr="" title="" id="98" name="Picture"/>
             <a:graphic>
               <a:graphicData uri="http://schemas.openxmlformats.org/drawingml/2006/picture">
                 <pic:pic>
                   <pic:nvPicPr>
-                    <pic:cNvPr descr="correlation_linear_models_lecture_files/figure-docx/unnamed-chunk-20-1.png" id="96" name="Picture"/>
+                    <pic:cNvPr descr="correlation_linear_models_lecture_files/figure-docx/correlation-linear-models-20-1.png" id="99" name="Picture"/>
                     <pic:cNvPicPr>
                       <a:picLocks noChangeArrowheads="1" noChangeAspect="1"/>
                     </pic:cNvPicPr>
                   </pic:nvPicPr>
                   <pic:blipFill>
-                    <a:blip r:embed="rId94"/>
+                    <a:blip r:embed="rId97"/>
                     <a:stretch>
                       <a:fillRect/>
                     </a:stretch>
@@ -5771,8 +6095,8 @@
         </w:drawing>
       </w:r>
     </w:p>
-    <w:bookmarkEnd w:id="97"/>
-    <w:bookmarkStart w:id="98" w:name="Xbd8094fc1d428eab343cc5445bf5eb9b1b2ae20"/>
+    <w:bookmarkEnd w:id="100"/>
+    <w:bookmarkStart w:id="103" w:name="Xbd8094fc1d428eab343cc5445bf5eb9b1b2ae20"/>
     <w:p>
       <w:pPr>
         <w:pStyle w:val="Heading2"/>
@@ -5786,7 +6110,67 @@
         <w:pStyle w:val="FirstParagraph"/>
       </w:pPr>
       <w:r>
-        <w:t xml:space="preserve">Linear regression has four key assumptions: linearity, independence, homoscedasticity, and normality.</w:t>
+        <w:t xml:space="preserve">The formal test to go with the QQ plot. Note what goes inside it:</w:t>
+      </w:r>
+    </w:p>
+    <w:p>
+      <w:pPr>
+        <w:pStyle w:val="SourceCode"/>
+      </w:pPr>
+      <w:r>
+        <w:rPr>
+          <w:rStyle w:val="FunctionTok"/>
+        </w:rPr>
+        <w:t xml:space="preserve">shapiro.test</w:t>
+      </w:r>
+      <w:r>
+        <w:rPr>
+          <w:rStyle w:val="NormalTok"/>
+        </w:rPr>
+        <w:t xml:space="preserve">(</w:t>
+      </w:r>
+      <w:r>
+        <w:rPr>
+          <w:rStyle w:val="FunctionTok"/>
+        </w:rPr>
+        <w:t xml:space="preserve">residuals</w:t>
+      </w:r>
+      <w:r>
+        <w:rPr>
+          <w:rStyle w:val="NormalTok"/>
+        </w:rPr>
+        <w:t xml:space="preserve">(lion_model))</w:t>
+      </w:r>
+    </w:p>
+    <w:p>
+      <w:pPr>
+        <w:pStyle w:val="FirstParagraph"/>
+      </w:pPr>
+      <w:r>
+        <w:rPr>
+          <w:rStyle w:val="VerbatimChar"/>
+          <w:b/>
+          <w:bCs/>
+        </w:rPr>
+        <w:t xml:space="preserve">residuals(model)</w:t>
+      </w:r>
+      <w:r>
+        <w:t xml:space="preserve"> </w:t>
+      </w:r>
+      <w:r>
+        <w:t xml:space="preserve">— not</w:t>
+      </w:r>
+      <w:r>
+        <w:t xml:space="preserve"> </w:t>
+      </w:r>
+      <w:r>
+        <w:rPr>
+          <w:rStyle w:val="VerbatimChar"/>
+        </w:rPr>
+        <w:t xml:space="preserve">lion_data$age_years</w:t>
+      </w:r>
+      <w:r>
+        <w:t xml:space="preserve">. Testing the raw response is a different (and usually wrong) question.</w:t>
       </w:r>
     </w:p>
     <w:p>
@@ -5794,9 +6178,187 @@
         <w:pStyle w:val="BodyText"/>
       </w:pPr>
       <w:r>
-        <w:t xml:space="preserve">Let’s check these assumptions for the lion regression model.</w:t>
-      </w:r>
-    </w:p>
+        <w:rPr>
+          <w:b/>
+          <w:bCs/>
+        </w:rPr>
+        <w:t xml:space="preserve">H₀ is</w:t>
+      </w:r>
+      <w:r>
+        <w:rPr>
+          <w:b/>
+          <w:bCs/>
+        </w:rPr>
+        <w:t xml:space="preserve"> </w:t>
+      </w:r>
+      <w:r>
+        <w:rPr>
+          <w:b/>
+          <w:bCs/>
+        </w:rPr>
+        <w:t xml:space="preserve">“the residuals ARE normal”</w:t>
+      </w:r>
+      <w:r>
+        <w:rPr>
+          <w:b/>
+          <w:bCs/>
+        </w:rPr>
+        <w:t xml:space="preserve">,</w:t>
+      </w:r>
+      <w:r>
+        <w:t xml:space="preserve"> </w:t>
+      </w:r>
+      <w:r>
+        <w:t xml:space="preserve">so here a</w:t>
+      </w:r>
+      <w:r>
+        <w:t xml:space="preserve"> </w:t>
+      </w:r>
+      <w:r>
+        <w:rPr>
+          <w:b/>
+          <w:bCs/>
+        </w:rPr>
+        <w:t xml:space="preserve">large</w:t>
+      </w:r>
+      <w:r>
+        <w:t xml:space="preserve"> </w:t>
+      </w:r>
+      <w:r>
+        <w:t xml:space="preserve">p-value is the good outcome — the same backwards logic as Levene’s test.</w:t>
+      </w:r>
+    </w:p>
+    <w:tbl>
+      <w:tblPr>
+        <w:tblStyle w:val="Table"/>
+        <w:tblLook w:firstRow="0" w:lastRow="0" w:firstColumn="0" w:lastColumn="0" w:noHBand="0" w:noVBand="0" w:val="0000"/>
+        <w:tblBorders>
+          <w:top w:val="single" w:sz="4" w:space="0" w:color="EB9113"/>
+          <w:left w:val="single" w:sz="24" w:space="0" w:color="EB9113"/>
+          <w:bottom w:val="single" w:sz="4" w:space="0" w:color="EB9113"/>
+          <w:right w:val="single" w:sz="4" w:space="0" w:color="EB9113"/>
+        </w:tblBorders>
+        <w:tblCellMar>
+          <w:left w:w="144" w:type="dxa"/>
+          <w:right w:w="144" w:type="dxa"/>
+        </w:tblCellMar>
+        <w:tblLook w:firstRow="0" w:lastRow="0" w:firstColumn="0" w:lastColumn="0" w:noHBand="0" w:noVBand="0" w:val="0000"/>
+      </w:tblPr>
+      <w:tr>
+        <w:trPr>
+          <w:cantSplit/>
+        </w:trPr>
+        <w:tc>
+          <w:tcPr>
+            <w:shd w:color="auto" w:fill="fcefdc" w:val="clear"/>
+            <w:tcMar>
+              <w:top w:w="92" w:type="dxa"/>
+              <w:bottom w:w="92" w:type="dxa"/>
+            </w:tcMar>
+          </w:tcPr>
+          <w:p>
+            <w:pPr>
+              <w:pStyle w:val="BodyText"/>
+            </w:pPr>
+            <w:pPr>
+              <w:spacing w:before="0" w:after="0"/>
+              <w:textAlignment w:val="center"/>
+            </w:pPr>
+            <w:r>
+              <w:drawing>
+                <wp:inline>
+                  <wp:extent cx="152400" cy="152400"/>
+                  <wp:effectExtent b="0" l="0" r="0" t="0"/>
+                  <wp:docPr descr="" title="" id="101" name="Picture"/>
+                  <a:graphic>
+                    <a:graphicData uri="http://schemas.openxmlformats.org/drawingml/2006/picture">
+                      <pic:pic>
+                        <pic:nvPicPr>
+                          <pic:cNvPr descr="/Applications/Positron.app/Contents/Resources/app/quarto/share/formats/docx/warning.png" id="102" name="Picture"/>
+                          <pic:cNvPicPr>
+                            <a:picLocks noChangeArrowheads="1" noChangeAspect="1"/>
+                          </pic:cNvPicPr>
+                        </pic:nvPicPr>
+                        <pic:blipFill>
+                          <a:blip r:embed="rId19"/>
+                          <a:stretch>
+                            <a:fillRect/>
+                          </a:stretch>
+                        </pic:blipFill>
+                        <pic:spPr bwMode="auto">
+                          <a:xfrm>
+                            <a:off x="0" y="0"/>
+                            <a:ext cx="152400" cy="152400"/>
+                          </a:xfrm>
+                          <a:prstGeom prst="rect">
+                            <a:avLst/>
+                          </a:prstGeom>
+                          <a:noFill/>
+                          <a:ln w="9525">
+                            <a:noFill/>
+                            <a:headEnd/>
+                            <a:tailEnd/>
+                          </a:ln>
+                        </pic:spPr>
+                      </pic:pic>
+                    </a:graphicData>
+                  </a:graphic>
+                </wp:inline>
+              </w:drawing>
+            </w:r>
+            <w:r>
+              <w:t xml:space="preserve"> </w:t>
+            </w:r>
+            <w:r>
+              <w:t xml:space="preserve"> </w:t>
+            </w:r>
+            <w:r>
+              <w:t xml:space="preserve">Warning</w:t>
+            </w:r>
+          </w:p>
+        </w:tc>
+      </w:tr>
+      <w:tr>
+        <w:trPr>
+          <w:cantSplit/>
+        </w:trPr>
+        <w:tc>
+          <w:tcPr>
+            <w:tcMar>
+              <w:top w:w="108" w:type="dxa"/>
+              <w:bottom w:w="108" w:type="dxa"/>
+            </w:tcMar>
+          </w:tcPr>
+          <w:p>
+            <w:pPr>
+              <w:pStyle w:val="BodyText"/>
+            </w:pPr>
+            <w:pPr>
+              <w:spacing w:before="16"/>
+            </w:pPr>
+            <w:r>
+              <w:rPr>
+                <w:b/>
+                <w:bCs/>
+              </w:rPr>
+              <w:t xml:space="preserve">⚠️ Do not let this test overrule your eyes</w:t>
+            </w:r>
+          </w:p>
+          <w:p>
+            <w:pPr>
+              <w:pStyle w:val="BodyText"/>
+            </w:pPr>
+            <w:pPr>
+              <w:spacing w:after="16"/>
+            </w:pPr>
+            <w:r>
+              <w:t xml:space="preserve">At small n it has almost no power to detect a problem; at large n it flags departures too small to matter. Read the QQ plot first and use the test to support it, not replace it.</w:t>
+            </w:r>
+          </w:p>
+          <w:p/>
+        </w:tc>
+      </w:tr>
+    </w:tbl>
     <w:p>
       <w:pPr>
         <w:pStyle w:val="SourceCode"/>
@@ -5832,8 +6394,8 @@
         <w:t xml:space="preserve">W = 0.93879, p-value = 0.0692</w:t>
       </w:r>
     </w:p>
-    <w:bookmarkEnd w:id="98"/>
-    <w:bookmarkStart w:id="102" w:name="when-assumptions-are-violated"/>
+    <w:bookmarkEnd w:id="103"/>
+    <w:bookmarkStart w:id="107" w:name="when-assumptions-are-violated"/>
     <w:p>
       <w:pPr>
         <w:pStyle w:val="Heading2"/>
@@ -5903,18 +6465,18 @@
           <wp:inline>
             <wp:extent cx="3669832" cy="3669832"/>
             <wp:effectExtent b="0" l="0" r="0" t="0"/>
-            <wp:docPr descr="" title="" id="100" name="Picture"/>
+            <wp:docPr descr="" title="" id="105" name="Picture"/>
             <a:graphic>
               <a:graphicData uri="http://schemas.openxmlformats.org/drawingml/2006/picture">
                 <pic:pic>
                   <pic:nvPicPr>
-                    <pic:cNvPr descr="correlation_linear_models_lecture_files/figure-docx/unnamed-chunk-22-1.png" id="101" name="Picture"/>
+                    <pic:cNvPr descr="correlation_linear_models_lecture_files/figure-docx/correlation-linear-models-22-1.png" id="106" name="Picture"/>
                     <pic:cNvPicPr>
                       <a:picLocks noChangeArrowheads="1" noChangeAspect="1"/>
                     </pic:cNvPicPr>
                   </pic:nvPicPr>
                   <pic:blipFill>
-                    <a:blip r:embed="rId99"/>
+                    <a:blip r:embed="rId104"/>
                     <a:stretch>
                       <a:fillRect/>
                     </a:stretch>
@@ -5941,8 +6503,8 @@
         </w:drawing>
       </w:r>
     </w:p>
-    <w:bookmarkEnd w:id="102"/>
-    <w:bookmarkStart w:id="103" w:name="part-6-regression-inference-anova"/>
+    <w:bookmarkEnd w:id="107"/>
+    <w:bookmarkStart w:id="108" w:name="part-6-regression-inference-anova"/>
     <w:p>
       <w:pPr>
         <w:pStyle w:val="Heading2"/>
@@ -5951,8 +6513,8 @@
         <w:t xml:space="preserve">Part 6 · Regression Inference &amp; ANOVA</w:t>
       </w:r>
     </w:p>
-    <w:bookmarkEnd w:id="103"/>
-    <w:bookmarkStart w:id="107" w:name="estimates-of-error-and-significance"/>
+    <w:bookmarkEnd w:id="108"/>
+    <w:bookmarkStart w:id="112" w:name="estimates-of-error-and-significance"/>
     <w:p>
       <w:pPr>
         <w:pStyle w:val="Heading2"/>
@@ -6006,18 +6568,18 @@
           <wp:inline>
             <wp:extent cx="2852928" cy="1058067"/>
             <wp:effectExtent b="0" l="0" r="0" t="0"/>
-            <wp:docPr descr="Table of formulas for the ordinary least squares estimates and standard errors of the slope (beta1), intercept (beta0), and error term (epsilon) in simple linear regression, each row giving the OLS estimate formula and its corresponding standard error formula." title="" id="105" name="Picture"/>
+            <wp:docPr descr="Table of formulas for the ordinary least squares estimates and standard errors of the slope (beta1), intercept (beta0), and error term (epsilon) in simple linear regression, each row giving the OLS estimate formula and its corresponding standard error formula." title="" id="110" name="Picture"/>
             <a:graphic>
               <a:graphicData uri="http://schemas.openxmlformats.org/drawingml/2006/picture">
                 <pic:pic>
                   <pic:nvPicPr>
-                    <pic:cNvPr descr="images/clipboard-934594306.png" id="106" name="Picture"/>
+                    <pic:cNvPr descr="images/clipboard-934594306.png" id="111" name="Picture"/>
                     <pic:cNvPicPr>
                       <a:picLocks noChangeArrowheads="1" noChangeAspect="1"/>
                     </pic:cNvPicPr>
                   </pic:nvPicPr>
                   <pic:blipFill>
-                    <a:blip r:embed="rId104"/>
+                    <a:blip r:embed="rId109"/>
                     <a:stretch>
                       <a:fillRect/>
                     </a:stretch>
@@ -6052,8 +6614,8 @@
         <w:t xml:space="preserve">Table of formulas for the ordinary least squares estimates and standard errors of the slope (beta1), intercept (beta0), and error term (epsilon) in simple linear regression, each row giving the OLS estimate formula and its corresponding standard error formula.</w:t>
       </w:r>
     </w:p>
-    <w:bookmarkEnd w:id="107"/>
-    <w:bookmarkStart w:id="113" w:name="from-estimates-to-hypothesis-tests"/>
+    <w:bookmarkEnd w:id="112"/>
+    <w:bookmarkStart w:id="118" w:name="from-estimates-to-hypothesis-tests"/>
     <w:p>
       <w:pPr>
         <w:pStyle w:val="Heading2"/>
@@ -6135,12 +6697,12 @@
                 <wp:inline>
                   <wp:extent cx="152400" cy="152400"/>
                   <wp:effectExtent b="0" l="0" r="0" t="0"/>
-                  <wp:docPr descr="" title="" id="108" name="Picture"/>
+                  <wp:docPr descr="" title="" id="113" name="Picture"/>
                   <a:graphic>
                     <a:graphicData uri="http://schemas.openxmlformats.org/drawingml/2006/picture">
                       <pic:pic>
                         <pic:nvPicPr>
-                          <pic:cNvPr descr="/Applications/Positron.app/Contents/Resources/app/quarto/share/formats/docx/note.png" id="109" name="Picture"/>
+                          <pic:cNvPr descr="/Applications/Positron.app/Contents/Resources/app/quarto/share/formats/docx/note.png" id="114" name="Picture"/>
                           <pic:cNvPicPr>
                             <a:picLocks noChangeArrowheads="1" noChangeAspect="1"/>
                           </pic:cNvPicPr>
@@ -6247,18 +6809,18 @@
           <wp:inline>
             <wp:extent cx="2852928" cy="956882"/>
             <wp:effectExtent b="0" l="0" r="0" t="0"/>
-            <wp:docPr descr="Two side-by-side scatterplots (a) and (b) each with a fitted regression line and one point marked with its observed value y_i and predicted value y-hat_i, illustrating how the residual (the gap between them) varies from point to point and feeds into partitioning total variation." title="" id="111" name="Picture"/>
+            <wp:docPr descr="Two side-by-side scatterplots (a) and (b) each with a fitted regression line and one point marked with its observed value y_i and predicted value y-hat_i, illustrating how the residual (the gap between them) varies from point to point and feeds into partitioning total variation." title="" id="116" name="Picture"/>
             <a:graphic>
               <a:graphicData uri="http://schemas.openxmlformats.org/drawingml/2006/picture">
                 <pic:pic>
                   <pic:nvPicPr>
-                    <pic:cNvPr descr="images/clipboard-2817787184.png" id="112" name="Picture"/>
+                    <pic:cNvPr descr="images/clipboard-2817787184.png" id="117" name="Picture"/>
                     <pic:cNvPicPr>
                       <a:picLocks noChangeArrowheads="1" noChangeAspect="1"/>
                     </pic:cNvPicPr>
                   </pic:nvPicPr>
                   <pic:blipFill>
-                    <a:blip r:embed="rId110"/>
+                    <a:blip r:embed="rId115"/>
                     <a:stretch>
                       <a:fillRect/>
                     </a:stretch>
@@ -6293,8 +6855,8 @@
         <w:t xml:space="preserve">Two side-by-side scatterplots (a) and (b) each with a fitted regression line and one point marked with its observed value y_i and predicted value y-hat_i, illustrating how the residual (the gap between them) varies from point to point and feeds into partitioning total variation.</w:t>
       </w:r>
     </w:p>
-    <w:bookmarkEnd w:id="113"/>
-    <w:bookmarkStart w:id="116" w:name="partitioning-the-variance"/>
+    <w:bookmarkEnd w:id="118"/>
+    <w:bookmarkStart w:id="121" w:name="partitioning-the-variance"/>
     <w:p>
       <w:pPr>
         <w:pStyle w:val="Heading2"/>
@@ -6591,18 +7153,18 @@
           <wp:inline>
             <wp:extent cx="2852928" cy="956882"/>
             <wp:effectExtent b="0" l="0" r="0" t="0"/>
-            <wp:docPr descr="Two side-by-side scatterplots (a) and (b) each with a fitted regression line and one point marked with its observed value y_i and predicted value y-hat_i, illustrating how the residual (the gap between them) varies from point to point and feeds into partitioning total variation." title="" id="114" name="Picture"/>
+            <wp:docPr descr="Two side-by-side scatterplots (a) and (b) each with a fitted regression line and one point marked with its observed value y_i and predicted value y-hat_i, illustrating how the residual (the gap between them) varies from point to point and feeds into partitioning total variation." title="" id="119" name="Picture"/>
             <a:graphic>
               <a:graphicData uri="http://schemas.openxmlformats.org/drawingml/2006/picture">
                 <pic:pic>
                   <pic:nvPicPr>
-                    <pic:cNvPr descr="images/clipboard-2817787184.png" id="115" name="Picture"/>
+                    <pic:cNvPr descr="images/clipboard-2817787184.png" id="120" name="Picture"/>
                     <pic:cNvPicPr>
                       <a:picLocks noChangeArrowheads="1" noChangeAspect="1"/>
                     </pic:cNvPicPr>
                   </pic:nvPicPr>
                   <pic:blipFill>
-                    <a:blip r:embed="rId110"/>
+                    <a:blip r:embed="rId115"/>
                     <a:stretch>
                       <a:fillRect/>
                     </a:stretch>
@@ -6637,8 +7199,8 @@
         <w:t xml:space="preserve">Two side-by-side scatterplots (a) and (b) each with a fitted regression line and one point marked with its observed value y_i and predicted value y-hat_i, illustrating how the residual (the gap between them) varies from point to point and feeds into partitioning total variation.</w:t>
       </w:r>
     </w:p>
-    <w:bookmarkEnd w:id="116"/>
-    <w:bookmarkStart w:id="120" w:name="partitioning-the-variance-visually"/>
+    <w:bookmarkEnd w:id="121"/>
+    <w:bookmarkStart w:id="125" w:name="partitioning-the-variance-visually"/>
     <w:p>
       <w:pPr>
         <w:pStyle w:val="Heading2"/>
@@ -6823,18 +7385,18 @@
           <wp:inline>
             <wp:extent cx="2852928" cy="932919"/>
             <wp:effectExtent b="0" l="0" r="0" t="0"/>
-            <wp:docPr descr="ANOVA table for simple linear regression listing Regression, Residual, and Total sources of variation with their sum-of-squares, degrees of freedom (1, n-2, n-1), mean-square, and expected-mean-square formulas." title="" id="118" name="Picture"/>
+            <wp:docPr descr="ANOVA table for simple linear regression listing Regression, Residual, and Total sources of variation with their sum-of-squares, degrees of freedom (1, n-2, n-1), mean-square, and expected-mean-square formulas." title="" id="123" name="Picture"/>
             <a:graphic>
               <a:graphicData uri="http://schemas.openxmlformats.org/drawingml/2006/picture">
                 <pic:pic>
                   <pic:nvPicPr>
-                    <pic:cNvPr descr="images/clipboard-77063277.png" id="119" name="Picture"/>
+                    <pic:cNvPr descr="images/clipboard-77063277.png" id="124" name="Picture"/>
                     <pic:cNvPicPr>
                       <a:picLocks noChangeArrowheads="1" noChangeAspect="1"/>
                     </pic:cNvPicPr>
                   </pic:nvPicPr>
                   <pic:blipFill>
-                    <a:blip r:embed="rId117"/>
+                    <a:blip r:embed="rId122"/>
                     <a:stretch>
                       <a:fillRect/>
                     </a:stretch>
@@ -6869,8 +7431,8 @@
         <w:t xml:space="preserve">ANOVA table for simple linear regression listing Regression, Residual, and Total sources of variation with their sum-of-squares, degrees of freedom (1, n-2, n-1), mean-square, and expected-mean-square formulas.</w:t>
       </w:r>
     </w:p>
-    <w:bookmarkEnd w:id="120"/>
-    <w:bookmarkStart w:id="124" w:name="comparing-regression-fits"/>
+    <w:bookmarkEnd w:id="125"/>
+    <w:bookmarkStart w:id="129" w:name="comparing-regression-fits"/>
     <w:p>
       <w:pPr>
         <w:pStyle w:val="Heading2"/>
@@ -7075,18 +7637,18 @@
           <wp:inline>
             <wp:extent cx="2852928" cy="2049413"/>
             <wp:effectExtent b="0" l="0" r="0" t="0"/>
-            <wp:docPr descr="Four scatterplots (a)-(d) with fitted regression lines of differing steepness and fit quality, each annotated with an observed point y_i, its prediction y-hat_i, and the mean y-bar, used to compare how much regression sum-of-squares and residual sum-of-squares differ between a strong fit (a, c) and a weak fit (d)." title="" id="122" name="Picture"/>
+            <wp:docPr descr="Four scatterplots (a)-(d) with fitted regression lines of differing steepness and fit quality, each annotated with an observed point y_i, its prediction y-hat_i, and the mean y-bar, used to compare how much regression sum-of-squares and residual sum-of-squares differ between a strong fit (a, c) and a weak fit (d)." title="" id="127" name="Picture"/>
             <a:graphic>
               <a:graphicData uri="http://schemas.openxmlformats.org/drawingml/2006/picture">
                 <pic:pic>
                   <pic:nvPicPr>
-                    <pic:cNvPr descr="images/clipboard-217151541.png" id="123" name="Picture"/>
+                    <pic:cNvPr descr="images/clipboard-217151541.png" id="128" name="Picture"/>
                     <pic:cNvPicPr>
                       <a:picLocks noChangeArrowheads="1" noChangeAspect="1"/>
                     </pic:cNvPicPr>
                   </pic:nvPicPr>
                   <pic:blipFill>
-                    <a:blip r:embed="rId121"/>
+                    <a:blip r:embed="rId126"/>
                     <a:stretch>
                       <a:fillRect/>
                     </a:stretch>
@@ -7121,8 +7683,8 @@
         <w:t xml:space="preserve">Four scatterplots (a)-(d) with fitted regression lines of differing steepness and fit quality, each annotated with an observed point y_i, its prediction y-hat_i, and the mean y-bar, used to compare how much regression sum-of-squares and residual sum-of-squares differ between a strong fit (a, c) and a weak fit (d).</w:t>
       </w:r>
     </w:p>
-    <w:bookmarkEnd w:id="124"/>
-    <w:bookmarkStart w:id="128" w:name="sums-of-squares-and-degrees-of-freedom"/>
+    <w:bookmarkEnd w:id="129"/>
+    <w:bookmarkStart w:id="133" w:name="sums-of-squares-and-degrees-of-freedom"/>
     <w:p>
       <w:pPr>
         <w:pStyle w:val="Heading2"/>
@@ -7422,18 +7984,18 @@
           <wp:inline>
             <wp:extent cx="2852928" cy="937731"/>
             <wp:effectExtent b="0" l="0" r="0" t="0"/>
-            <wp:docPr descr="ANOVA table for simple linear regression (same layout as the earlier version) listing Regression, Residual, and Total sources of variation with their sum-of-squares, degrees of freedom, mean-square, and expected-mean-square formulas, used here to show how sums of squares convert to mean squares." title="" id="126" name="Picture"/>
+            <wp:docPr descr="ANOVA table for simple linear regression (same layout as the earlier version) listing Regression, Residual, and Total sources of variation with their sum-of-squares, degrees of freedom, mean-square, and expected-mean-square formulas, used here to show how sums of squares convert to mean squares." title="" id="131" name="Picture"/>
             <a:graphic>
               <a:graphicData uri="http://schemas.openxmlformats.org/drawingml/2006/picture">
                 <pic:pic>
                   <pic:nvPicPr>
-                    <pic:cNvPr descr="images/clipboard-2758972276.png" id="127" name="Picture"/>
+                    <pic:cNvPr descr="images/clipboard-2758972276.png" id="132" name="Picture"/>
                     <pic:cNvPicPr>
                       <a:picLocks noChangeArrowheads="1" noChangeAspect="1"/>
                     </pic:cNvPicPr>
                   </pic:nvPicPr>
                   <pic:blipFill>
-                    <a:blip r:embed="rId125"/>
+                    <a:blip r:embed="rId130"/>
                     <a:stretch>
                       <a:fillRect/>
                     </a:stretch>
@@ -7468,8 +8030,8 @@
         <w:t xml:space="preserve">ANOVA table for simple linear regression (same layout as the earlier version) listing Regression, Residual, and Total sources of variation with their sum-of-squares, degrees of freedom, mean-square, and expected-mean-square formulas, used here to show how sums of squares convert to mean squares.</w:t>
       </w:r>
     </w:p>
-    <w:bookmarkEnd w:id="128"/>
-    <w:bookmarkStart w:id="133" w:name="from-sums-of-squares-to-mean-squares"/>
+    <w:bookmarkEnd w:id="133"/>
+    <w:bookmarkStart w:id="138" w:name="from-sums-of-squares-to-mean-squares"/>
     <w:p>
       <w:pPr>
         <w:pStyle w:val="Heading2"/>
@@ -7689,12 +8251,12 @@
                 <wp:inline>
                   <wp:extent cx="152400" cy="152400"/>
                   <wp:effectExtent b="0" l="0" r="0" t="0"/>
-                  <wp:docPr descr="" title="" id="129" name="Picture"/>
+                  <wp:docPr descr="" title="" id="134" name="Picture"/>
                   <a:graphic>
                     <a:graphicData uri="http://schemas.openxmlformats.org/drawingml/2006/picture">
                       <pic:pic>
                         <pic:nvPicPr>
-                          <pic:cNvPr descr="/Applications/Positron.app/Contents/Resources/app/quarto/share/formats/docx/note.png" id="130" name="Picture"/>
+                          <pic:cNvPr descr="/Applications/Positron.app/Contents/Resources/app/quarto/share/formats/docx/note.png" id="135" name="Picture"/>
                           <pic:cNvPicPr>
                             <a:picLocks noChangeArrowheads="1" noChangeAspect="1"/>
                           </pic:cNvPicPr>
@@ -7883,18 +8445,18 @@
           <wp:inline>
             <wp:extent cx="2852928" cy="937731"/>
             <wp:effectExtent b="0" l="0" r="0" t="0"/>
-            <wp:docPr descr="ANOVA table for simple linear regression (same layout as the earlier version) listing Regression, Residual, and Total sources of variation with their sum-of-squares, degrees of freedom, mean-square, and expected-mean-square formulas, used here to show how sums of squares convert to mean squares." title="" id="131" name="Picture"/>
+            <wp:docPr descr="ANOVA table for simple linear regression (same layout as the earlier version) listing Regression, Residual, and Total sources of variation with their sum-of-squares, degrees of freedom, mean-square, and expected-mean-square formulas, used here to show how sums of squares convert to mean squares." title="" id="136" name="Picture"/>
             <a:graphic>
               <a:graphicData uri="http://schemas.openxmlformats.org/drawingml/2006/picture">
                 <pic:pic>
                   <pic:nvPicPr>
-                    <pic:cNvPr descr="images/clipboard-2758972276.png" id="132" name="Picture"/>
+                    <pic:cNvPr descr="images/clipboard-2758972276.png" id="137" name="Picture"/>
                     <pic:cNvPicPr>
                       <a:picLocks noChangeArrowheads="1" noChangeAspect="1"/>
                     </pic:cNvPicPr>
                   </pic:nvPicPr>
                   <pic:blipFill>
-                    <a:blip r:embed="rId125"/>
+                    <a:blip r:embed="rId130"/>
                     <a:stretch>
                       <a:fillRect/>
                     </a:stretch>
@@ -7929,7 +8491,1094 @@
         <w:t xml:space="preserve">ANOVA table for simple linear regression (same layout as the earlier version) listing Regression, Residual, and Total sources of variation with their sum-of-squares, degrees of freedom, mean-square, and expected-mean-square formulas, used here to show how sums of squares convert to mean squares.</w:t>
       </w:r>
     </w:p>
-    <w:bookmarkEnd w:id="133"/>
+    <w:bookmarkEnd w:id="138"/>
+    <w:bookmarkStart w:id="145" w:name="wrap-up"/>
+    <w:p>
+      <w:pPr>
+        <w:pStyle w:val="Heading2"/>
+      </w:pPr>
+      <w:r>
+        <w:t xml:space="preserve">Wrap-up</w:t>
+      </w:r>
+    </w:p>
+    <w:p>
+      <w:pPr>
+        <w:pStyle w:val="FirstParagraph"/>
+      </w:pPr>
+      <w:r>
+        <w:t xml:space="preserve">Today you:</w:t>
+      </w:r>
+    </w:p>
+    <w:p>
+      <w:pPr>
+        <w:pStyle w:val="Compact"/>
+        <w:numPr>
+          <w:ilvl w:val="0"/>
+          <w:numId w:val="1033"/>
+        </w:numPr>
+      </w:pPr>
+      <w:r>
+        <w:t xml:space="preserve">Separated</w:t>
+      </w:r>
+      <w:r>
+        <w:t xml:space="preserve"> </w:t>
+      </w:r>
+      <w:r>
+        <w:rPr>
+          <w:b/>
+          <w:bCs/>
+        </w:rPr>
+        <w:t xml:space="preserve">correlation</w:t>
+      </w:r>
+      <w:r>
+        <w:t xml:space="preserve"> </w:t>
+      </w:r>
+      <w:r>
+        <w:t xml:space="preserve">(how tightly two variables move together) from</w:t>
+      </w:r>
+      <w:r>
+        <w:t xml:space="preserve"> </w:t>
+      </w:r>
+      <w:r>
+        <w:rPr>
+          <w:b/>
+          <w:bCs/>
+        </w:rPr>
+        <w:t xml:space="preserve">regression</w:t>
+      </w:r>
+      <w:r>
+        <w:t xml:space="preserve"> </w:t>
+      </w:r>
+      <w:r>
+        <w:t xml:space="preserve">(an equation predicting Y from X) — and saw that neither one earns you causation</w:t>
+      </w:r>
+    </w:p>
+    <w:p>
+      <w:pPr>
+        <w:pStyle w:val="Compact"/>
+        <w:numPr>
+          <w:ilvl w:val="0"/>
+          <w:numId w:val="1033"/>
+        </w:numPr>
+      </w:pPr>
+      <w:r>
+        <w:t xml:space="preserve">Computed and interpreted</w:t>
+      </w:r>
+      <w:r>
+        <w:t xml:space="preserve"> </w:t>
+      </w:r>
+      <w:r>
+        <w:rPr>
+          <w:b/>
+          <w:bCs/>
+        </w:rPr>
+        <w:t xml:space="preserve">Pearson’s r</w:t>
+      </w:r>
+      <w:r>
+        <w:t xml:space="preserve">, squared it to get the variance explained, and tested it with</w:t>
+      </w:r>
+      <w:r>
+        <w:t xml:space="preserve"> </w:t>
+      </w:r>
+      <w:r>
+        <w:rPr>
+          <w:rStyle w:val="VerbatimChar"/>
+        </w:rPr>
+        <w:t xml:space="preserve">cor.test()</w:t>
+      </w:r>
+    </w:p>
+    <w:p>
+      <w:pPr>
+        <w:pStyle w:val="Compact"/>
+        <w:numPr>
+          <w:ilvl w:val="0"/>
+          <w:numId w:val="1033"/>
+        </w:numPr>
+      </w:pPr>
+      <w:r>
+        <w:t xml:space="preserve">Switched to</w:t>
+      </w:r>
+      <w:r>
+        <w:t xml:space="preserve"> </w:t>
+      </w:r>
+      <w:r>
+        <w:rPr>
+          <w:b/>
+          <w:bCs/>
+        </w:rPr>
+        <w:t xml:space="preserve">Spearman’s ρ</w:t>
+      </w:r>
+      <w:r>
+        <w:t xml:space="preserve"> </w:t>
+      </w:r>
+      <w:r>
+        <w:t xml:space="preserve">when the normality assumption failed</w:t>
+      </w:r>
+    </w:p>
+    <w:p>
+      <w:pPr>
+        <w:pStyle w:val="Compact"/>
+        <w:numPr>
+          <w:ilvl w:val="0"/>
+          <w:numId w:val="1033"/>
+        </w:numPr>
+      </w:pPr>
+      <w:r>
+        <w:t xml:space="preserve">Fitted a straight line with</w:t>
+      </w:r>
+      <w:r>
+        <w:t xml:space="preserve"> </w:t>
+      </w:r>
+      <w:r>
+        <w:rPr>
+          <w:rStyle w:val="VerbatimChar"/>
+        </w:rPr>
+        <w:t xml:space="preserve">lm()</w:t>
+      </w:r>
+      <w:r>
+        <w:t xml:space="preserve">, and read its</w:t>
+      </w:r>
+      <w:r>
+        <w:t xml:space="preserve"> </w:t>
+      </w:r>
+      <w:r>
+        <w:rPr>
+          <w:b/>
+          <w:bCs/>
+        </w:rPr>
+        <w:t xml:space="preserve">slope</w:t>
+      </w:r>
+      <w:r>
+        <w:t xml:space="preserve"> </w:t>
+      </w:r>
+      <w:r>
+        <w:t xml:space="preserve">and</w:t>
+      </w:r>
+      <w:r>
+        <w:t xml:space="preserve"> </w:t>
+      </w:r>
+      <w:r>
+        <w:rPr>
+          <w:b/>
+          <w:bCs/>
+        </w:rPr>
+        <w:t xml:space="preserve">intercept</w:t>
+      </w:r>
+      <w:r>
+        <w:t xml:space="preserve"> </w:t>
+      </w:r>
+      <w:r>
+        <w:t xml:space="preserve">as biology, not just numbers</w:t>
+      </w:r>
+    </w:p>
+    <w:p>
+      <w:pPr>
+        <w:pStyle w:val="Compact"/>
+        <w:numPr>
+          <w:ilvl w:val="0"/>
+          <w:numId w:val="1033"/>
+        </w:numPr>
+      </w:pPr>
+      <w:r>
+        <w:t xml:space="preserve">Checked all four regression assumptions</w:t>
+      </w:r>
+      <w:r>
+        <w:t xml:space="preserve"> </w:t>
+      </w:r>
+      <w:r>
+        <w:rPr>
+          <w:b/>
+          <w:bCs/>
+        </w:rPr>
+        <w:t xml:space="preserve">on the residuals</w:t>
+      </w:r>
+      <w:r>
+        <w:t xml:space="preserve"> </w:t>
+      </w:r>
+      <w:r>
+        <w:t xml:space="preserve">— residuals vs. fitted, QQ plot, Shapiro-Wilk</w:t>
+      </w:r>
+    </w:p>
+    <w:p>
+      <w:pPr>
+        <w:pStyle w:val="Compact"/>
+        <w:numPr>
+          <w:ilvl w:val="0"/>
+          <w:numId w:val="1033"/>
+        </w:numPr>
+      </w:pPr>
+      <w:r>
+        <w:t xml:space="preserve">Partitioned the variance into</w:t>
+      </w:r>
+      <w:r>
+        <w:t xml:space="preserve"> </w:t>
+      </w:r>
+      <m:oMath>
+        <m:r>
+          <m:t>S</m:t>
+        </m:r>
+        <m:sSub>
+          <m:e>
+            <m:r>
+              <m:t>S</m:t>
+            </m:r>
+          </m:e>
+          <m:sub>
+            <m:r>
+              <m:t>r</m:t>
+            </m:r>
+            <m:r>
+              <m:t>e</m:t>
+            </m:r>
+            <m:r>
+              <m:t>g</m:t>
+            </m:r>
+            <m:r>
+              <m:t>r</m:t>
+            </m:r>
+            <m:r>
+              <m:t>e</m:t>
+            </m:r>
+            <m:r>
+              <m:t>s</m:t>
+            </m:r>
+            <m:r>
+              <m:t>s</m:t>
+            </m:r>
+            <m:r>
+              <m:t>i</m:t>
+            </m:r>
+            <m:r>
+              <m:t>o</m:t>
+            </m:r>
+            <m:r>
+              <m:t>n</m:t>
+            </m:r>
+          </m:sub>
+        </m:sSub>
+      </m:oMath>
+      <w:r>
+        <w:t xml:space="preserve"> </w:t>
+      </w:r>
+      <w:r>
+        <w:t xml:space="preserve">and</w:t>
+      </w:r>
+      <w:r>
+        <w:t xml:space="preserve"> </w:t>
+      </w:r>
+      <m:oMath>
+        <m:r>
+          <m:t>S</m:t>
+        </m:r>
+        <m:sSub>
+          <m:e>
+            <m:r>
+              <m:t>S</m:t>
+            </m:r>
+          </m:e>
+          <m:sub>
+            <m:r>
+              <m:t>r</m:t>
+            </m:r>
+            <m:r>
+              <m:t>e</m:t>
+            </m:r>
+            <m:r>
+              <m:t>s</m:t>
+            </m:r>
+            <m:r>
+              <m:t>i</m:t>
+            </m:r>
+            <m:r>
+              <m:t>d</m:t>
+            </m:r>
+            <m:r>
+              <m:t>u</m:t>
+            </m:r>
+            <m:r>
+              <m:t>a</m:t>
+            </m:r>
+            <m:r>
+              <m:t>l</m:t>
+            </m:r>
+          </m:sub>
+        </m:sSub>
+      </m:oMath>
+      <w:r>
+        <w:t xml:space="preserve">, and turned those into mean squares and an F-ratio</w:t>
+      </w:r>
+    </w:p>
+    <w:tbl>
+      <w:tblPr>
+        <w:tblStyle w:val="Table"/>
+        <w:tblLook w:firstRow="0" w:lastRow="0" w:firstColumn="0" w:lastColumn="0" w:noHBand="0" w:noVBand="0" w:val="0000"/>
+        <w:tblBorders>
+          <w:top w:val="single" w:sz="4" w:space="0" w:color="0758E5"/>
+          <w:left w:val="single" w:sz="24" w:space="0" w:color="0758E5"/>
+          <w:bottom w:val="single" w:sz="4" w:space="0" w:color="0758E5"/>
+          <w:right w:val="single" w:sz="4" w:space="0" w:color="0758E5"/>
+        </w:tblBorders>
+        <w:tblCellMar>
+          <w:left w:w="144" w:type="dxa"/>
+          <w:right w:w="144" w:type="dxa"/>
+        </w:tblCellMar>
+        <w:tblLook w:firstRow="0" w:lastRow="0" w:firstColumn="0" w:lastColumn="0" w:noHBand="0" w:noVBand="0" w:val="0000"/>
+      </w:tblPr>
+      <w:tr>
+        <w:trPr>
+          <w:cantSplit/>
+        </w:trPr>
+        <w:tc>
+          <w:tcPr>
+            <w:shd w:color="auto" w:fill="dae6fb" w:val="clear"/>
+            <w:tcMar>
+              <w:top w:w="92" w:type="dxa"/>
+              <w:bottom w:w="92" w:type="dxa"/>
+            </w:tcMar>
+          </w:tcPr>
+          <w:p>
+            <w:pPr>
+              <w:pStyle w:val="FirstParagraph"/>
+            </w:pPr>
+            <w:pPr>
+              <w:spacing w:before="0" w:after="0"/>
+              <w:textAlignment w:val="center"/>
+            </w:pPr>
+            <w:r>
+              <w:drawing>
+                <wp:inline>
+                  <wp:extent cx="152400" cy="152400"/>
+                  <wp:effectExtent b="0" l="0" r="0" t="0"/>
+                  <wp:docPr descr="" title="" id="139" name="Picture"/>
+                  <a:graphic>
+                    <a:graphicData uri="http://schemas.openxmlformats.org/drawingml/2006/picture">
+                      <pic:pic>
+                        <pic:nvPicPr>
+                          <pic:cNvPr descr="/Applications/Positron.app/Contents/Resources/app/quarto/share/formats/docx/note.png" id="140" name="Picture"/>
+                          <pic:cNvPicPr>
+                            <a:picLocks noChangeArrowheads="1" noChangeAspect="1"/>
+                          </pic:cNvPicPr>
+                        </pic:nvPicPr>
+                        <pic:blipFill>
+                          <a:blip r:embed="rId14"/>
+                          <a:stretch>
+                            <a:fillRect/>
+                          </a:stretch>
+                        </pic:blipFill>
+                        <pic:spPr bwMode="auto">
+                          <a:xfrm>
+                            <a:off x="0" y="0"/>
+                            <a:ext cx="152400" cy="152400"/>
+                          </a:xfrm>
+                          <a:prstGeom prst="rect">
+                            <a:avLst/>
+                          </a:prstGeom>
+                          <a:noFill/>
+                          <a:ln w="9525">
+                            <a:noFill/>
+                            <a:headEnd/>
+                            <a:tailEnd/>
+                          </a:ln>
+                        </pic:spPr>
+                      </pic:pic>
+                    </a:graphicData>
+                  </a:graphic>
+                </wp:inline>
+              </w:drawing>
+            </w:r>
+            <w:r>
+              <w:t xml:space="preserve"> </w:t>
+            </w:r>
+            <w:r>
+              <w:t xml:space="preserve"> </w:t>
+            </w:r>
+            <w:r>
+              <w:t xml:space="preserve">Note</w:t>
+            </w:r>
+          </w:p>
+        </w:tc>
+      </w:tr>
+      <w:tr>
+        <w:trPr>
+          <w:cantSplit/>
+        </w:trPr>
+        <w:tc>
+          <w:tcPr>
+            <w:tcMar>
+              <w:top w:w="108" w:type="dxa"/>
+              <w:bottom w:w="108" w:type="dxa"/>
+            </w:tcMar>
+          </w:tcPr>
+          <w:p>
+            <w:pPr>
+              <w:pStyle w:val="BodyText"/>
+            </w:pPr>
+            <w:pPr>
+              <w:spacing w:before="16"/>
+            </w:pPr>
+            <w:r>
+              <w:rPr>
+                <w:b/>
+                <w:bCs/>
+              </w:rPr>
+              <w:t xml:space="preserve">✅ The one idea to keep</w:t>
+            </w:r>
+          </w:p>
+          <w:p>
+            <w:pPr>
+              <w:pStyle w:val="BodyText"/>
+            </w:pPr>
+            <w:pPr>
+              <w:spacing w:after="16"/>
+            </w:pPr>
+            <w:r>
+              <w:t xml:space="preserve">A regression line can be fitted to</w:t>
+            </w:r>
+            <w:r>
+              <w:t xml:space="preserve"> </w:t>
+            </w:r>
+            <w:r>
+              <w:rPr>
+                <w:i/>
+                <w:iCs/>
+              </w:rPr>
+              <w:t xml:space="preserve">any</w:t>
+            </w:r>
+            <w:r>
+              <w:t xml:space="preserve"> </w:t>
+            </w:r>
+            <w:r>
+              <w:t xml:space="preserve">two numeric columns. Everything that makes it trustworthy — linearity, independent observations, constant variance, normal residuals — lives in the</w:t>
+            </w:r>
+            <w:r>
+              <w:t xml:space="preserve"> </w:t>
+            </w:r>
+            <w:r>
+              <w:rPr>
+                <w:b/>
+                <w:bCs/>
+              </w:rPr>
+              <w:t xml:space="preserve">diagnostics</w:t>
+            </w:r>
+            <w:r>
+              <w:t xml:space="preserve">, not in the p-value.</w:t>
+            </w:r>
+          </w:p>
+          <w:p/>
+        </w:tc>
+      </w:tr>
+    </w:tbl>
+    <w:tbl>
+      <w:tblPr>
+        <w:tblStyle w:val="Table"/>
+        <w:tblLook w:firstRow="0" w:lastRow="0" w:firstColumn="0" w:lastColumn="0" w:noHBand="0" w:noVBand="0" w:val="0000"/>
+        <w:tblBorders>
+          <w:top w:val="single" w:sz="4" w:space="0" w:color="0758E5"/>
+          <w:left w:val="single" w:sz="24" w:space="0" w:color="0758E5"/>
+          <w:bottom w:val="single" w:sz="4" w:space="0" w:color="0758E5"/>
+          <w:right w:val="single" w:sz="4" w:space="0" w:color="0758E5"/>
+        </w:tblBorders>
+        <w:tblCellMar>
+          <w:left w:w="144" w:type="dxa"/>
+          <w:right w:w="144" w:type="dxa"/>
+        </w:tblCellMar>
+        <w:tblLook w:firstRow="0" w:lastRow="0" w:firstColumn="0" w:lastColumn="0" w:noHBand="0" w:noVBand="0" w:val="0000"/>
+      </w:tblPr>
+      <w:tr>
+        <w:trPr>
+          <w:cantSplit/>
+        </w:trPr>
+        <w:tc>
+          <w:tcPr>
+            <w:shd w:color="auto" w:fill="dae6fb" w:val="clear"/>
+            <w:tcMar>
+              <w:top w:w="92" w:type="dxa"/>
+              <w:bottom w:w="92" w:type="dxa"/>
+            </w:tcMar>
+          </w:tcPr>
+          <w:p>
+            <w:pPr>
+              <w:pStyle w:val="BodyText"/>
+            </w:pPr>
+            <w:pPr>
+              <w:spacing w:before="0" w:after="0"/>
+              <w:textAlignment w:val="center"/>
+            </w:pPr>
+            <w:r>
+              <w:drawing>
+                <wp:inline>
+                  <wp:extent cx="152400" cy="152400"/>
+                  <wp:effectExtent b="0" l="0" r="0" t="0"/>
+                  <wp:docPr descr="" title="" id="141" name="Picture"/>
+                  <a:graphic>
+                    <a:graphicData uri="http://schemas.openxmlformats.org/drawingml/2006/picture">
+                      <pic:pic>
+                        <pic:nvPicPr>
+                          <pic:cNvPr descr="/Applications/Positron.app/Contents/Resources/app/quarto/share/formats/docx/note.png" id="142" name="Picture"/>
+                          <pic:cNvPicPr>
+                            <a:picLocks noChangeArrowheads="1" noChangeAspect="1"/>
+                          </pic:cNvPicPr>
+                        </pic:nvPicPr>
+                        <pic:blipFill>
+                          <a:blip r:embed="rId14"/>
+                          <a:stretch>
+                            <a:fillRect/>
+                          </a:stretch>
+                        </pic:blipFill>
+                        <pic:spPr bwMode="auto">
+                          <a:xfrm>
+                            <a:off x="0" y="0"/>
+                            <a:ext cx="152400" cy="152400"/>
+                          </a:xfrm>
+                          <a:prstGeom prst="rect">
+                            <a:avLst/>
+                          </a:prstGeom>
+                          <a:noFill/>
+                          <a:ln w="9525">
+                            <a:noFill/>
+                            <a:headEnd/>
+                            <a:tailEnd/>
+                          </a:ln>
+                        </pic:spPr>
+                      </pic:pic>
+                    </a:graphicData>
+                  </a:graphic>
+                </wp:inline>
+              </w:drawing>
+            </w:r>
+            <w:r>
+              <w:t xml:space="preserve"> </w:t>
+            </w:r>
+            <w:r>
+              <w:t xml:space="preserve"> </w:t>
+            </w:r>
+            <w:r>
+              <w:t xml:space="preserve">Note</w:t>
+            </w:r>
+          </w:p>
+        </w:tc>
+      </w:tr>
+      <w:tr>
+        <w:trPr>
+          <w:cantSplit/>
+        </w:trPr>
+        <w:tc>
+          <w:tcPr>
+            <w:tcMar>
+              <w:top w:w="108" w:type="dxa"/>
+              <w:bottom w:w="108" w:type="dxa"/>
+            </w:tcMar>
+          </w:tcPr>
+          <w:p>
+            <w:pPr>
+              <w:pStyle w:val="BodyText"/>
+            </w:pPr>
+            <w:pPr>
+              <w:spacing w:before="16"/>
+            </w:pPr>
+            <w:r>
+              <w:rPr>
+                <w:b/>
+                <w:bCs/>
+              </w:rPr>
+              <w:t xml:space="preserve">Up next — Multiple Regression</w:t>
+            </w:r>
+          </w:p>
+          <w:p>
+            <w:pPr>
+              <w:pStyle w:val="Compact"/>
+              <w:numPr>
+                <w:ilvl w:val="0"/>
+                <w:numId w:val="1034"/>
+              </w:numPr>
+            </w:pPr>
+            <w:r>
+              <w:t xml:space="preserve">More than one predictor at a time</w:t>
+            </w:r>
+          </w:p>
+          <w:p>
+            <w:pPr>
+              <w:pStyle w:val="Compact"/>
+              <w:numPr>
+                <w:ilvl w:val="0"/>
+                <w:numId w:val="1034"/>
+              </w:numPr>
+            </w:pPr>
+            <w:r>
+              <w:t xml:space="preserve">What happens when predictors are correlated with</w:t>
+            </w:r>
+            <w:r>
+              <w:t xml:space="preserve"> </w:t>
+            </w:r>
+            <w:r>
+              <w:rPr>
+                <w:i/>
+                <w:iCs/>
+              </w:rPr>
+              <w:t xml:space="preserve">each other</w:t>
+            </w:r>
+          </w:p>
+          <w:p>
+            <w:pPr>
+              <w:pStyle w:val="Compact"/>
+              <w:numPr>
+                <w:ilvl w:val="0"/>
+                <w:numId w:val="1034"/>
+              </w:numPr>
+            </w:pPr>
+            <w:r>
+              <w:t xml:space="preserve">Choosing between competing models</w:t>
+            </w:r>
+          </w:p>
+          <w:p/>
+        </w:tc>
+      </w:tr>
+    </w:tbl>
+    <w:p>
+      <w:pPr>
+        <w:pStyle w:val="FirstParagraph"/>
+      </w:pPr>
+      <w:r>
+        <w:t xml:space="preserve"> </w:t>
+      </w:r>
+    </w:p>
+    <w:tbl>
+      <w:tblPr>
+        <w:tblStyle w:val="Table"/>
+        <w:tblLook w:firstRow="0" w:lastRow="0" w:firstColumn="0" w:lastColumn="0" w:noHBand="0" w:noVBand="0" w:val="0000"/>
+        <w:tblBorders>
+          <w:top w:val="single" w:sz="4" w:space="0" w:color="00A047"/>
+          <w:left w:val="single" w:sz="24" w:space="0" w:color="00A047"/>
+          <w:bottom w:val="single" w:sz="4" w:space="0" w:color="00A047"/>
+          <w:right w:val="single" w:sz="4" w:space="0" w:color="00A047"/>
+        </w:tblBorders>
+        <w:tblCellMar>
+          <w:left w:w="144" w:type="dxa"/>
+          <w:right w:w="144" w:type="dxa"/>
+        </w:tblCellMar>
+        <w:tblLook w:firstRow="0" w:lastRow="0" w:firstColumn="0" w:lastColumn="0" w:noHBand="0" w:noVBand="0" w:val="0000"/>
+      </w:tblPr>
+      <w:tr>
+        <w:trPr>
+          <w:cantSplit/>
+        </w:trPr>
+        <w:tc>
+          <w:tcPr>
+            <w:shd w:color="auto" w:fill="ccf1e3" w:val="clear"/>
+            <w:tcMar>
+              <w:top w:w="92" w:type="dxa"/>
+              <w:bottom w:w="92" w:type="dxa"/>
+            </w:tcMar>
+          </w:tcPr>
+          <w:p>
+            <w:pPr>
+              <w:pStyle w:val="BodyText"/>
+            </w:pPr>
+            <w:pPr>
+              <w:spacing w:before="0" w:after="0"/>
+              <w:textAlignment w:val="center"/>
+            </w:pPr>
+            <w:r>
+              <w:drawing>
+                <wp:inline>
+                  <wp:extent cx="152400" cy="152400"/>
+                  <wp:effectExtent b="0" l="0" r="0" t="0"/>
+                  <wp:docPr descr="" title="" id="143" name="Picture"/>
+                  <a:graphic>
+                    <a:graphicData uri="http://schemas.openxmlformats.org/drawingml/2006/picture">
+                      <pic:pic>
+                        <pic:nvPicPr>
+                          <pic:cNvPr descr="/Applications/Positron.app/Contents/Resources/app/quarto/share/formats/docx/tip.png" id="144" name="Picture"/>
+                          <pic:cNvPicPr>
+                            <a:picLocks noChangeArrowheads="1" noChangeAspect="1"/>
+                          </pic:cNvPicPr>
+                        </pic:nvPicPr>
+                        <pic:blipFill>
+                          <a:blip r:embed="rId43"/>
+                          <a:stretch>
+                            <a:fillRect/>
+                          </a:stretch>
+                        </pic:blipFill>
+                        <pic:spPr bwMode="auto">
+                          <a:xfrm>
+                            <a:off x="0" y="0"/>
+                            <a:ext cx="152400" cy="152400"/>
+                          </a:xfrm>
+                          <a:prstGeom prst="rect">
+                            <a:avLst/>
+                          </a:prstGeom>
+                          <a:noFill/>
+                          <a:ln w="9525">
+                            <a:noFill/>
+                            <a:headEnd/>
+                            <a:tailEnd/>
+                          </a:ln>
+                        </pic:spPr>
+                      </pic:pic>
+                    </a:graphicData>
+                  </a:graphic>
+                </wp:inline>
+              </w:drawing>
+            </w:r>
+            <w:r>
+              <w:t xml:space="preserve"> </w:t>
+            </w:r>
+            <w:r>
+              <w:t xml:space="preserve"> </w:t>
+            </w:r>
+            <w:r>
+              <w:t xml:space="preserve">Tip</w:t>
+            </w:r>
+          </w:p>
+        </w:tc>
+      </w:tr>
+      <w:tr>
+        <w:trPr>
+          <w:cantSplit/>
+        </w:trPr>
+        <w:tc>
+          <w:tcPr>
+            <w:tcMar>
+              <w:top w:w="108" w:type="dxa"/>
+              <w:bottom w:w="108" w:type="dxa"/>
+            </w:tcMar>
+          </w:tcPr>
+          <w:p>
+            <w:pPr>
+              <w:pStyle w:val="BodyText"/>
+            </w:pPr>
+            <w:pPr>
+              <w:spacing w:before="16"/>
+            </w:pPr>
+            <w:r>
+              <w:rPr>
+                <w:b/>
+                <w:bCs/>
+              </w:rPr>
+              <w:t xml:space="preserve">🖐 Before next class</w:t>
+            </w:r>
+          </w:p>
+          <w:p>
+            <w:pPr>
+              <w:pStyle w:val="BodyText"/>
+            </w:pPr>
+            <w:pPr>
+              <w:spacing w:after="16"/>
+            </w:pPr>
+            <w:r>
+              <w:t xml:space="preserve">Finish the worksheet, and for your own model write one sentence interpreting the slope</w:t>
+            </w:r>
+            <w:r>
+              <w:t xml:space="preserve"> </w:t>
+            </w:r>
+            <w:r>
+              <w:rPr>
+                <w:b/>
+                <w:bCs/>
+              </w:rPr>
+              <w:t xml:space="preserve">in the units of the data</w:t>
+            </w:r>
+            <w:r>
+              <w:t xml:space="preserve"> </w:t>
+            </w:r>
+            <w:r>
+              <w:t xml:space="preserve">— “for every extra X, Y changes by ___” — not just</w:t>
+            </w:r>
+            <w:r>
+              <w:t xml:space="preserve"> </w:t>
+            </w:r>
+            <w:r>
+              <w:t xml:space="preserve">“it was significant.”</w:t>
+            </w:r>
+          </w:p>
+          <w:p/>
+        </w:tc>
+      </w:tr>
+    </w:tbl>
+    <w:bookmarkEnd w:id="145"/>
+    <w:bookmarkStart w:id="148" w:name="getting-unstuck"/>
+    <w:p>
+      <w:pPr>
+        <w:pStyle w:val="Heading2"/>
+      </w:pPr>
+      <w:r>
+        <w:t xml:space="preserve">Getting unstuck</w:t>
+      </w:r>
+    </w:p>
+    <w:p>
+      <w:pPr>
+        <w:pStyle w:val="FirstParagraph"/>
+      </w:pPr>
+      <w:r>
+        <w:t xml:space="preserve">When code breaks — and it will, that is normal:</w:t>
+      </w:r>
+    </w:p>
+    <w:p>
+      <w:pPr>
+        <w:pStyle w:val="Compact"/>
+        <w:numPr>
+          <w:ilvl w:val="0"/>
+          <w:numId w:val="1035"/>
+        </w:numPr>
+      </w:pPr>
+      <w:r>
+        <w:t xml:space="preserve">Read the</w:t>
+      </w:r>
+      <w:r>
+        <w:t xml:space="preserve"> </w:t>
+      </w:r>
+      <w:r>
+        <w:rPr>
+          <w:b/>
+          <w:bCs/>
+        </w:rPr>
+        <w:t xml:space="preserve">error message</w:t>
+      </w:r>
+      <w:r>
+        <w:t xml:space="preserve"> </w:t>
+      </w:r>
+      <w:r>
+        <w:t xml:space="preserve">out loud; it usually names the line</w:t>
+      </w:r>
+    </w:p>
+    <w:p>
+      <w:pPr>
+        <w:pStyle w:val="Compact"/>
+        <w:numPr>
+          <w:ilvl w:val="0"/>
+          <w:numId w:val="1035"/>
+        </w:numPr>
+      </w:pPr>
+      <w:r>
+        <w:t xml:space="preserve">Check the usual suspects: is</w:t>
+      </w:r>
+      <w:r>
+        <w:t xml:space="preserve"> </w:t>
+      </w:r>
+      <w:r>
+        <w:rPr>
+          <w:rStyle w:val="VerbatimChar"/>
+        </w:rPr>
+        <w:t xml:space="preserve">lm()</w:t>
+      </w:r>
+      <w:r>
+        <w:t xml:space="preserve"> </w:t>
+      </w:r>
+      <w:r>
+        <w:t xml:space="preserve">written</w:t>
+      </w:r>
+      <w:r>
+        <w:t xml:space="preserve"> </w:t>
+      </w:r>
+      <w:r>
+        <w:rPr>
+          <w:rStyle w:val="VerbatimChar"/>
+        </w:rPr>
+        <w:t xml:space="preserve">y ~ x</w:t>
+      </w:r>
+      <w:r>
+        <w:t xml:space="preserve"> </w:t>
+      </w:r>
+      <w:r>
+        <w:t xml:space="preserve">(response first)? Did you pass</w:t>
+      </w:r>
+      <w:r>
+        <w:t xml:space="preserve"> </w:t>
+      </w:r>
+      <w:r>
+        <w:rPr>
+          <w:rStyle w:val="VerbatimChar"/>
+        </w:rPr>
+        <w:t xml:space="preserve">residuals(model)</w:t>
+      </w:r>
+      <w:r>
+        <w:t xml:space="preserve"> </w:t>
+      </w:r>
+      <w:r>
+        <w:t xml:space="preserve">where a model was expected, or vice versa?</w:t>
+      </w:r>
+    </w:p>
+    <w:p>
+      <w:pPr>
+        <w:pStyle w:val="Compact"/>
+        <w:numPr>
+          <w:ilvl w:val="0"/>
+          <w:numId w:val="1035"/>
+        </w:numPr>
+      </w:pPr>
+      <w:r>
+        <w:rPr>
+          <w:rStyle w:val="VerbatimChar"/>
+        </w:rPr>
+        <w:t xml:space="preserve">?function_name</w:t>
+      </w:r>
+      <w:r>
+        <w:t xml:space="preserve"> </w:t>
+      </w:r>
+      <w:r>
+        <w:t xml:space="preserve">opens the help page</w:t>
+      </w:r>
+    </w:p>
+    <w:p>
+      <w:pPr>
+        <w:pStyle w:val="Compact"/>
+        <w:numPr>
+          <w:ilvl w:val="0"/>
+          <w:numId w:val="1035"/>
+        </w:numPr>
+      </w:pPr>
+      <w:r>
+        <w:t xml:space="preserve">Bring the</w:t>
+      </w:r>
+      <w:r>
+        <w:t xml:space="preserve"> </w:t>
+      </w:r>
+      <w:r>
+        <w:rPr>
+          <w:b/>
+          <w:bCs/>
+        </w:rPr>
+        <w:t xml:space="preserve">exact error</w:t>
+      </w:r>
+      <w:r>
+        <w:t xml:space="preserve"> </w:t>
+      </w:r>
+      <w:r>
+        <w:t xml:space="preserve">(copy-paste it) to class or office hours</w:t>
+      </w:r>
+    </w:p>
+    <w:tbl>
+      <w:tblPr>
+        <w:tblStyle w:val="Table"/>
+        <w:tblLook w:firstRow="0" w:lastRow="0" w:firstColumn="0" w:lastColumn="0" w:noHBand="0" w:noVBand="0" w:val="0000"/>
+        <w:tblBorders>
+          <w:top w:val="single" w:sz="4" w:space="0" w:color="0758E5"/>
+          <w:left w:val="single" w:sz="24" w:space="0" w:color="0758E5"/>
+          <w:bottom w:val="single" w:sz="4" w:space="0" w:color="0758E5"/>
+          <w:right w:val="single" w:sz="4" w:space="0" w:color="0758E5"/>
+        </w:tblBorders>
+        <w:tblCellMar>
+          <w:left w:w="144" w:type="dxa"/>
+          <w:right w:w="144" w:type="dxa"/>
+        </w:tblCellMar>
+        <w:tblLook w:firstRow="0" w:lastRow="0" w:firstColumn="0" w:lastColumn="0" w:noHBand="0" w:noVBand="0" w:val="0000"/>
+      </w:tblPr>
+      <w:tr>
+        <w:trPr>
+          <w:cantSplit/>
+        </w:trPr>
+        <w:tc>
+          <w:tcPr>
+            <w:shd w:color="auto" w:fill="dae6fb" w:val="clear"/>
+            <w:tcMar>
+              <w:top w:w="92" w:type="dxa"/>
+              <w:bottom w:w="92" w:type="dxa"/>
+            </w:tcMar>
+          </w:tcPr>
+          <w:p>
+            <w:pPr>
+              <w:pStyle w:val="FirstParagraph"/>
+            </w:pPr>
+            <w:pPr>
+              <w:spacing w:before="0" w:after="0"/>
+              <w:textAlignment w:val="center"/>
+            </w:pPr>
+            <w:r>
+              <w:drawing>
+                <wp:inline>
+                  <wp:extent cx="152400" cy="152400"/>
+                  <wp:effectExtent b="0" l="0" r="0" t="0"/>
+                  <wp:docPr descr="" title="" id="146" name="Picture"/>
+                  <a:graphic>
+                    <a:graphicData uri="http://schemas.openxmlformats.org/drawingml/2006/picture">
+                      <pic:pic>
+                        <pic:nvPicPr>
+                          <pic:cNvPr descr="/Applications/Positron.app/Contents/Resources/app/quarto/share/formats/docx/note.png" id="147" name="Picture"/>
+                          <pic:cNvPicPr>
+                            <a:picLocks noChangeArrowheads="1" noChangeAspect="1"/>
+                          </pic:cNvPicPr>
+                        </pic:nvPicPr>
+                        <pic:blipFill>
+                          <a:blip r:embed="rId14"/>
+                          <a:stretch>
+                            <a:fillRect/>
+                          </a:stretch>
+                        </pic:blipFill>
+                        <pic:spPr bwMode="auto">
+                          <a:xfrm>
+                            <a:off x="0" y="0"/>
+                            <a:ext cx="152400" cy="152400"/>
+                          </a:xfrm>
+                          <a:prstGeom prst="rect">
+                            <a:avLst/>
+                          </a:prstGeom>
+                          <a:noFill/>
+                          <a:ln w="9525">
+                            <a:noFill/>
+                            <a:headEnd/>
+                            <a:tailEnd/>
+                          </a:ln>
+                        </pic:spPr>
+                      </pic:pic>
+                    </a:graphicData>
+                  </a:graphic>
+                </wp:inline>
+              </w:drawing>
+            </w:r>
+            <w:r>
+              <w:t xml:space="preserve"> </w:t>
+            </w:r>
+            <w:r>
+              <w:t xml:space="preserve"> </w:t>
+            </w:r>
+            <w:r>
+              <w:t xml:space="preserve">Note</w:t>
+            </w:r>
+          </w:p>
+        </w:tc>
+      </w:tr>
+      <w:tr>
+        <w:trPr>
+          <w:cantSplit/>
+        </w:trPr>
+        <w:tc>
+          <w:tcPr>
+            <w:tcMar>
+              <w:top w:w="108" w:type="dxa"/>
+              <w:bottom w:w="108" w:type="dxa"/>
+            </w:tcMar>
+          </w:tcPr>
+          <w:p>
+            <w:pPr>
+              <w:pStyle w:val="BodyText"/>
+            </w:pPr>
+            <w:pPr>
+              <w:spacing w:before="16"/>
+            </w:pPr>
+            <w:r>
+              <w:rPr>
+                <w:b/>
+                <w:bCs/>
+              </w:rPr>
+              <w:t xml:space="preserve">✅ Key idea</w:t>
+            </w:r>
+          </w:p>
+          <w:p>
+            <w:pPr>
+              <w:pStyle w:val="BodyText"/>
+            </w:pPr>
+            <w:pPr>
+              <w:spacing w:after="16"/>
+            </w:pPr>
+            <w:r>
+              <w:t xml:space="preserve">Every working scientist googles error messages daily. Getting stuck is not failing — it is the job.</w:t>
+            </w:r>
+          </w:p>
+          <w:p/>
+        </w:tc>
+      </w:tr>
+    </w:tbl>
+    <w:bookmarkEnd w:id="148"/>
     <w:sectPr>
       <w:footnotePr>
         <w:numRestart w:val="eachSect"/>
@@ -8434,6 +10083,42 @@
   </w:num>
   <w:num w:numId="1032">
     <w:abstractNumId w:val="991"/>
+  </w:num>
+  <w:num w:numId="1033">
+    <w:abstractNumId w:val="991"/>
+  </w:num>
+  <w:num w:numId="1034">
+    <w:abstractNumId w:val="991"/>
+  </w:num>
+  <w:num w:numId="1035">
+    <w:abstractNumId w:val="99411"/>
+    <w:lvlOverride w:ilvl="0">
+      <w:startOverride w:val="1"/>
+    </w:lvlOverride>
+    <w:lvlOverride w:ilvl="1">
+      <w:startOverride w:val="1"/>
+    </w:lvlOverride>
+    <w:lvlOverride w:ilvl="2">
+      <w:startOverride w:val="1"/>
+    </w:lvlOverride>
+    <w:lvlOverride w:ilvl="3">
+      <w:startOverride w:val="1"/>
+    </w:lvlOverride>
+    <w:lvlOverride w:ilvl="4">
+      <w:startOverride w:val="1"/>
+    </w:lvlOverride>
+    <w:lvlOverride w:ilvl="5">
+      <w:startOverride w:val="1"/>
+    </w:lvlOverride>
+    <w:lvlOverride w:ilvl="6">
+      <w:startOverride w:val="1"/>
+    </w:lvlOverride>
+    <w:lvlOverride w:ilvl="7">
+      <w:startOverride w:val="1"/>
+    </w:lvlOverride>
+    <w:lvlOverride w:ilvl="8">
+      <w:startOverride w:val="1"/>
+    </w:lvlOverride>
   </w:num>
 </w:numbering>
 </file>

--- a/docs/content/correlation_linear_models/correlation_linear_models_lecture.docx
+++ b/docs/content/correlation_linear_models/correlation_linear_models_lecture.docx
@@ -9580,6 +9580,8 @@
     </w:tbl>
     <w:bookmarkEnd w:id="148"/>
     <w:sectPr>
+      <w:pgSz w:h="15840" w:w="12240"/>
+      <w:pgMar w:bottom="720" w:footer="360" w:gutter="0" w:header="360" w:left="1008" w:right="720" w:top="720"/>
       <w:footnotePr>
         <w:numRestart w:val="eachSect"/>
       </w:footnotePr>
@@ -10136,7 +10138,7 @@
     </w:rPrDefault>
     <w:pPrDefault>
       <w:pPr>
-        <w:spacing w:after="100"/>
+        <w:spacing w:after="100" w:before="0"/>
       </w:pPr>
     </w:pPrDefault>
   </w:docDefaults>
@@ -10151,7 +10153,7 @@
     <w:link w:val="BodyTextChar"/>
     <w:qFormat/>
     <w:pPr>
-      <w:spacing w:after="90" w:before="90"/>
+      <w:spacing w:after="90" w:before="0"/>
     </w:pPr>
   </w:style>
   <w:style w:customStyle="1" w:styleId="FirstParagraph" w:type="paragraph">
@@ -10165,7 +10167,7 @@
     <w:basedOn w:val="BodyText"/>
     <w:qFormat/>
     <w:pPr>
-      <w:spacing w:after="20" w:before="20"/>
+      <w:spacing w:after="20" w:before="0"/>
     </w:pPr>
   </w:style>
   <w:style w:styleId="Title" w:type="paragraph">
@@ -10177,7 +10179,7 @@
     <w:qFormat/>
     <w:rsid w:val="00A10FD9"/>
     <w:pPr>
-      <w:spacing w:after="60" w:line="240" w:lineRule="auto"/>
+      <w:spacing w:after="60" w:before="0" w:line="240" w:lineRule="auto"/>
       <w:contextualSpacing/>
       <w:jc w:val="center"/>
     </w:pPr>
@@ -10208,6 +10210,7 @@
     <w:qFormat/>
     <w:rsid w:val="00A10FD9"/>
     <w:pPr>
+      <w:spacing w:before="0"/>
       <w:numPr>
         <w:ilvl w:val="1"/>
       </w:numPr>
@@ -10239,6 +10242,7 @@
     <w:next w:val="BodyText"/>
     <w:qFormat/>
     <w:pPr>
+      <w:spacing w:before="0"/>
       <w:keepNext/>
       <w:keepLines/>
     </w:pPr>
@@ -10253,6 +10257,7 @@
     <w:next w:val="BodyText"/>
     <w:qFormat/>
     <w:pPr>
+      <w:spacing w:before="0"/>
       <w:keepNext/>
       <w:keepLines/>
     </w:pPr>
@@ -10269,7 +10274,7 @@
     <w:pPr>
       <w:keepNext/>
       <w:keepLines/>
-      <w:spacing w:after="0" w:before="300"/>
+      <w:spacing w:after="0" w:before="0"/>
       <w:jc w:val="center"/>
     </w:pPr>
     <w:rPr>
@@ -10286,7 +10291,7 @@
     <w:pPr>
       <w:keepNext/>
       <w:keepLines/>
-      <w:spacing w:after="300" w:before="100"/>
+      <w:spacing w:after="300" w:before="0"/>
     </w:pPr>
     <w:rPr>
       <w:sz w:val="20"/>
@@ -10312,7 +10317,7 @@
     <w:pPr>
       <w:keepNext/>
       <w:keepLines/>
-      <w:spacing w:after="60" w:before="200"/>
+      <w:spacing w:after="60" w:before="120"/>
       <w:outlineLvl w:val="0"/>
     </w:pPr>
     <w:rPr>
@@ -10335,7 +10340,7 @@
     <w:pPr>
       <w:keepNext/>
       <w:keepLines/>
-      <w:spacing w:after="50" w:before="140"/>
+      <w:spacing w:after="50" w:before="100"/>
       <w:outlineLvl w:val="1"/>
     </w:pPr>
     <w:rPr>
@@ -10358,7 +10363,7 @@
     <w:pPr>
       <w:keepNext/>
       <w:keepLines/>
-      <w:spacing w:after="40" w:before="120"/>
+      <w:spacing w:after="40" w:before="80"/>
       <w:outlineLvl w:val="2"/>
     </w:pPr>
     <w:rPr>
@@ -10404,7 +10409,7 @@
     <w:pPr>
       <w:keepNext/>
       <w:keepLines/>
-      <w:spacing w:after="40" w:before="80"/>
+      <w:spacing w:after="40" w:before="60"/>
       <w:outlineLvl w:val="4"/>
     </w:pPr>
     <w:rPr>
@@ -10425,7 +10430,7 @@
     <w:pPr>
       <w:keepNext/>
       <w:keepLines/>
-      <w:spacing w:after="0" w:before="40"/>
+      <w:spacing w:after="0" w:before="60"/>
       <w:outlineLvl w:val="5"/>
     </w:pPr>
     <w:rPr>
@@ -10448,7 +10453,7 @@
     <w:pPr>
       <w:keepNext/>
       <w:keepLines/>
-      <w:spacing w:after="0" w:before="40"/>
+      <w:spacing w:after="0" w:before="60"/>
       <w:outlineLvl w:val="6"/>
     </w:pPr>
     <w:rPr>
@@ -10469,7 +10474,7 @@
     <w:pPr>
       <w:keepNext/>
       <w:keepLines/>
-      <w:spacing w:after="0"/>
+      <w:spacing w:after="0" w:before="60"/>
       <w:outlineLvl w:val="7"/>
     </w:pPr>
     <w:rPr>
@@ -10492,7 +10497,7 @@
     <w:pPr>
       <w:keepNext/>
       <w:keepLines/>
-      <w:spacing w:after="0"/>
+      <w:spacing w:after="0" w:before="60"/>
       <w:outlineLvl w:val="8"/>
     </w:pPr>
     <w:rPr>
@@ -10627,7 +10632,7 @@
     <w:unhideWhenUsed/>
     <w:qFormat/>
     <w:pPr>
-      <w:spacing w:after="50" w:before="50"/>
+      <w:spacing w:after="50" w:before="0"/>
       <w:ind w:firstLine="0" w:left="480" w:right="480"/>
     </w:pPr>
   </w:style>
@@ -10647,7 +10652,7 @@
     <w:unhideWhenUsed/>
     <w:qFormat/>
     <w:pPr>
-      <w:spacing w:after="100" w:before="100"/>
+      <w:spacing w:after="100" w:before="0"/>
       <w:ind w:firstLine="0" w:left="480" w:right="480"/>
     </w:pPr>
   </w:style>
@@ -10694,7 +10699,7 @@
     <w:pPr>
       <w:keepNext/>
       <w:keepLines/>
-      <w:spacing w:after="0"/>
+      <w:spacing w:after="0" w:before="0"/>
     </w:pPr>
     <w:rPr>
       <w:b/>
@@ -10719,6 +10724,7 @@
     <w:name w:val="Table Caption"/>
     <w:basedOn w:val="Caption"/>
     <w:pPr>
+      <w:spacing w:before="0"/>
       <w:keepNext/>
     </w:pPr>
   </w:style>
@@ -10734,6 +10740,7 @@
     <w:name w:val="Captioned Figure"/>
     <w:basedOn w:val="Figure"/>
     <w:pPr>
+      <w:spacing w:before="0"/>
       <w:keepNext/>
     </w:pPr>
   </w:style>
@@ -10776,7 +10783,7 @@
     <w:unhideWhenUsed/>
     <w:qFormat/>
     <w:pPr>
-      <w:spacing w:before="240" w:line="259" w:lineRule="auto"/>
+      <w:spacing w:before="0" w:line="259" w:lineRule="auto"/>
       <w:outlineLvl w:val="9"/>
     </w:pPr>
     <w:rPr>
